--- a/Assignment 9.docx
+++ b/Assignment 9.docx
@@ -432,6 +432,7 @@
         <w:rPr>
           <w:noProof/>
         </w:rPr>
+        <w:lastRenderedPageBreak/>
         <w:t xml:space="preserve">-&gt;After creating Domain </w:t>
       </w:r>
       <w:r>
@@ -455,6 +456,7 @@
       <w:r>
         <w:t>(</w:t>
       </w:r>
+      <w:proofErr w:type="spellStart"/>
       <w:r>
         <w:rPr>
           <w:b/>
@@ -462,6 +464,7 @@
         </w:rPr>
         <w:t>ctrl+s</w:t>
       </w:r>
+      <w:proofErr w:type="spellEnd"/>
       <w:r>
         <w:t>),(</w:t>
       </w:r>
@@ -812,12 +815,58 @@
       <w:r>
         <w:t xml:space="preserve">           </w:t>
       </w:r>
+    </w:p>
+    <w:p>
+      <w:pPr>
+        <w:rPr>
+          <w:lang w:val="en-US"/>
+        </w:rPr>
+      </w:pPr>
+    </w:p>
+    <w:p>
+      <w:pPr>
+        <w:rPr>
+          <w:lang w:val="en-US"/>
+        </w:rPr>
+      </w:pPr>
+      <w:r>
+        <w:rPr>
+          <w:lang w:val="en-US"/>
+        </w:rPr>
+        <w:t>-&gt;</w:t>
+      </w:r>
+      <w:r>
+        <w:rPr>
+          <w:lang w:val="en-US"/>
+        </w:rPr>
+        <w:t xml:space="preserve">Choose </w:t>
+      </w:r>
+      <w:r>
+        <w:rPr>
+          <w:lang w:val="en-US"/>
+        </w:rPr>
+        <w:t>Display/Maintenance Allowed and continue</w:t>
+      </w:r>
+      <w:r>
+        <w:rPr>
+          <w:lang w:val="en-US"/>
+        </w:rPr>
+        <w:t>.</w:t>
+      </w:r>
+    </w:p>
+    <w:p>
+      <w:pPr>
+        <w:rPr>
+          <w:lang w:val="en-US"/>
+        </w:rPr>
+      </w:pPr>
       <w:r>
         <w:rPr>
           <w:noProof/>
         </w:rPr>
+        <w:lastRenderedPageBreak/>
         <w:drawing>
-          <wp:inline distT="0" distB="0" distL="0" distR="0" wp14:anchorId="5A070379" wp14:editId="6D73D176">
+          <wp:inline distT="0" distB="0" distL="0" distR="0" wp14:anchorId="02341EA8" wp14:editId="2488B7E6">
             <wp:extent cx="5367867" cy="2939147"/>
             <wp:effectExtent l="0" t="0" r="4445" b="0"/>
             <wp:docPr id="1644583826" name="Picture 2">
@@ -871,51 +920,6 @@
           </wp:inline>
         </w:drawing>
       </w:r>
-    </w:p>
-    <w:p>
-      <w:pPr>
-        <w:rPr>
-          <w:lang w:val="en-US"/>
-        </w:rPr>
-      </w:pPr>
-    </w:p>
-    <w:p>
-      <w:pPr>
-        <w:rPr>
-          <w:lang w:val="en-US"/>
-        </w:rPr>
-      </w:pPr>
-      <w:r>
-        <w:rPr>
-          <w:lang w:val="en-US"/>
-        </w:rPr>
-        <w:t>-&gt;</w:t>
-      </w:r>
-      <w:r>
-        <w:rPr>
-          <w:lang w:val="en-US"/>
-        </w:rPr>
-        <w:t xml:space="preserve">Choose </w:t>
-      </w:r>
-      <w:r>
-        <w:rPr>
-          <w:lang w:val="en-US"/>
-        </w:rPr>
-        <w:t>Display/Maintenance Allowed and continue</w:t>
-      </w:r>
-      <w:r>
-        <w:rPr>
-          <w:lang w:val="en-US"/>
-        </w:rPr>
-        <w:t>.</w:t>
-      </w:r>
-    </w:p>
-    <w:p>
-      <w:pPr>
-        <w:rPr>
-          <w:lang w:val="en-US"/>
-        </w:rPr>
-      </w:pPr>
       <w:r>
         <w:rPr>
           <w:noProof/>
@@ -994,6 +998,7 @@
         </w:rPr>
         <w:t xml:space="preserve"> define </w:t>
       </w:r>
+      <w:proofErr w:type="spellStart"/>
       <w:r>
         <w:rPr>
           <w:b/>
@@ -1002,6 +1007,7 @@
         </w:rPr>
         <w:t>dept_id</w:t>
       </w:r>
+      <w:proofErr w:type="spellEnd"/>
       <w:r>
         <w:rPr>
           <w:b/>
@@ -1030,8 +1036,18 @@
           <w:bCs/>
           <w:lang w:val="en-US"/>
         </w:rPr>
-        <w:t>,dept_name,dept_location</w:t>
-      </w:r>
+        <w:t>,</w:t>
+      </w:r>
+      <w:proofErr w:type="spellStart"/>
+      <w:r>
+        <w:rPr>
+          <w:b/>
+          <w:bCs/>
+          <w:lang w:val="en-US"/>
+        </w:rPr>
+        <w:t>dept_name,dept_location</w:t>
+      </w:r>
+      <w:proofErr w:type="spellEnd"/>
     </w:p>
     <w:p>
       <w:r>
@@ -1102,6 +1118,7 @@
       <w:r>
         <w:t xml:space="preserve"> save the table (</w:t>
       </w:r>
+      <w:proofErr w:type="spellStart"/>
       <w:r>
         <w:rPr>
           <w:b/>
@@ -1109,6 +1126,7 @@
         </w:rPr>
         <w:t>ctrl+s</w:t>
       </w:r>
+      <w:proofErr w:type="spellEnd"/>
       <w:r>
         <w:t>),</w:t>
       </w:r>
@@ -1375,6 +1393,7 @@
       <w:r>
         <w:t>Save the table (</w:t>
       </w:r>
+      <w:proofErr w:type="spellStart"/>
       <w:r>
         <w:rPr>
           <w:b/>
@@ -1382,6 +1401,7 @@
         </w:rPr>
         <w:t>ctrl+s</w:t>
       </w:r>
+      <w:proofErr w:type="spellEnd"/>
       <w:r>
         <w:t>), check the table(</w:t>
       </w:r>
@@ -1416,13 +1436,27 @@
         <w:rPr>
           <w:lang w:val="en-US"/>
         </w:rPr>
-        <w:t>-&gt;Assign the foreign key Relatioshi</w:t>
-      </w:r>
-      <w:r>
-        <w:rPr>
-          <w:lang w:val="en-US"/>
-        </w:rPr>
-        <w:t>p:</w:t>
+        <w:t xml:space="preserve">-&gt;Assign the foreign key </w:t>
+      </w:r>
+      <w:proofErr w:type="spellStart"/>
+      <w:r>
+        <w:rPr>
+          <w:lang w:val="en-US"/>
+        </w:rPr>
+        <w:t>Relatioshi</w:t>
+      </w:r>
+      <w:r>
+        <w:rPr>
+          <w:lang w:val="en-US"/>
+        </w:rPr>
+        <w:t>p</w:t>
+      </w:r>
+      <w:proofErr w:type="spellEnd"/>
+      <w:r>
+        <w:rPr>
+          <w:lang w:val="en-US"/>
+        </w:rPr>
+        <w:t>:</w:t>
       </w:r>
     </w:p>
     <w:p>
@@ -1520,9 +1554,9 @@
           <w:lang w:val="en-US"/>
         </w:rPr>
         <w:drawing>
-          <wp:inline distT="0" distB="0" distL="0" distR="0" wp14:anchorId="1CC83882" wp14:editId="2D0502EC">
-            <wp:extent cx="5672667" cy="2833820"/>
-            <wp:effectExtent l="0" t="0" r="4445" b="5080"/>
+          <wp:inline distT="0" distB="0" distL="0" distR="0" wp14:anchorId="1CC83882" wp14:editId="09B1531B">
+            <wp:extent cx="5671766" cy="2777836"/>
+            <wp:effectExtent l="0" t="0" r="5715" b="3810"/>
             <wp:docPr id="1935989891" name="Picture 1">
               <a:extLst xmlns:a="http://schemas.openxmlformats.org/drawingml/2006/main">
                 <a:ext uri="{FF2B5EF4-FFF2-40B4-BE49-F238E27FC236}">
@@ -1549,7 +1583,7 @@
                   <pic:spPr>
                     <a:xfrm>
                       <a:off x="0" y="0"/>
-                      <a:ext cx="5682301" cy="2838633"/>
+                      <a:ext cx="5687090" cy="2785341"/>
                     </a:xfrm>
                     <a:prstGeom prst="rect">
                       <a:avLst/>
@@ -1633,13 +1667,29 @@
       <w:r>
         <w:t>Save the table (</w:t>
       </w:r>
-      <w:r>
-        <w:rPr>
-          <w:b/>
-          <w:bCs/>
-        </w:rPr>
-        <w:t>ctrl+s</w:t>
-      </w:r>
+      <w:proofErr w:type="spellStart"/>
+      <w:r>
+        <w:rPr>
+          <w:b/>
+          <w:bCs/>
+        </w:rPr>
+        <w:t>c</w:t>
+      </w:r>
+      <w:r>
+        <w:rPr>
+          <w:b/>
+          <w:bCs/>
+        </w:rPr>
+        <w:t>trl+</w:t>
+      </w:r>
+      <w:r>
+        <w:rPr>
+          <w:b/>
+          <w:bCs/>
+        </w:rPr>
+        <w:t>s</w:t>
+      </w:r>
+      <w:proofErr w:type="spellEnd"/>
       <w:r>
         <w:t>), check the table(</w:t>
       </w:r>
@@ -1651,7 +1701,19 @@
         <w:t>ctrl+f2</w:t>
       </w:r>
       <w:r>
-        <w:t>),and Activate the table(</w:t>
+        <w:t>),</w:t>
+      </w:r>
+      <w:r>
+        <w:t xml:space="preserve"> </w:t>
+      </w:r>
+      <w:r>
+        <w:t>and</w:t>
+      </w:r>
+      <w:r>
+        <w:t xml:space="preserve"> a</w:t>
+      </w:r>
+      <w:r>
+        <w:t>ctivate the table(</w:t>
       </w:r>
       <w:r>
         <w:rPr>
@@ -1683,6 +1745,7 @@
         <w:rPr>
           <w:noProof/>
         </w:rPr>
+        <w:lastRenderedPageBreak/>
         <w:drawing>
           <wp:inline distT="0" distB="0" distL="0" distR="0" wp14:anchorId="4DB22A5E" wp14:editId="47104984">
             <wp:extent cx="4663844" cy="2263336"/>
@@ -1842,10 +1905,29 @@
         <w:t>After assigning the foreign key, the system ensures that only valid department IDs from the DEPT table can be entered in the STUD table</w:t>
       </w:r>
       <w:r>
+        <w:t xml:space="preserve"> </w:t>
+      </w:r>
+      <w:r>
         <w:t>(DEPT_ID)</w:t>
       </w:r>
       <w:r>
         <w:t>.</w:t>
+      </w:r>
+      <w:r>
+        <w:rPr>
+          <w:rFonts w:ascii="Arial" w:hAnsi="Arial" w:cs="Arial"/>
+          <w:color w:val="223548"/>
+          <w:shd w:val="clear" w:color="auto" w:fill="FFFFFF"/>
+        </w:rPr>
+        <w:t xml:space="preserve"> </w:t>
+      </w:r>
+      <w:r>
+        <w:rPr>
+          <w:rFonts w:ascii="Arial" w:hAnsi="Arial" w:cs="Arial"/>
+          <w:color w:val="223548"/>
+          <w:shd w:val="clear" w:color="auto" w:fill="FFFFFF"/>
+        </w:rPr>
+        <w:t> </w:t>
       </w:r>
       <w:r>
         <w:br/>
@@ -1887,7 +1969,13 @@
         <w:t>provides a list of valid values for a field</w:t>
       </w:r>
       <w:r>
-        <w:t>. It is linked to a domain in the Data Dictionary and helps control what data users can enter.</w:t>
+        <w:t>.</w:t>
+      </w:r>
+      <w:r>
+        <w:t xml:space="preserve"> </w:t>
+      </w:r>
+      <w:r>
+        <w:t>It is linked to a domain in the Data Dictionary and helps control what data users can enter.</w:t>
       </w:r>
     </w:p>
     <w:p>
@@ -1977,6 +2065,7 @@
           <w:lang w:eastAsia="en-IN"/>
           <w14:ligatures w14:val="none"/>
         </w:rPr>
+        <w:lastRenderedPageBreak/>
         <w:t>4.</w:t>
       </w:r>
       <w:r>
@@ -1989,7 +2078,31 @@
           <w:lang w:eastAsia="en-IN"/>
           <w14:ligatures w14:val="none"/>
         </w:rPr>
-        <w:t>Different between check &amp; value Table?</w:t>
+        <w:t>Differen</w:t>
+      </w:r>
+      <w:r>
+        <w:rPr>
+          <w:rFonts w:ascii="Calibri" w:eastAsia="Times New Roman" w:hAnsi="Calibri" w:cs="Calibri"/>
+          <w:color w:val="000000"/>
+          <w:kern w:val="0"/>
+          <w:sz w:val="28"/>
+          <w:szCs w:val="28"/>
+          <w:lang w:eastAsia="en-IN"/>
+          <w14:ligatures w14:val="none"/>
+        </w:rPr>
+        <w:t>ce</w:t>
+      </w:r>
+      <w:r>
+        <w:rPr>
+          <w:rFonts w:ascii="Calibri" w:eastAsia="Times New Roman" w:hAnsi="Calibri" w:cs="Calibri"/>
+          <w:color w:val="000000"/>
+          <w:kern w:val="0"/>
+          <w:sz w:val="28"/>
+          <w:szCs w:val="28"/>
+          <w:lang w:eastAsia="en-IN"/>
+          <w14:ligatures w14:val="none"/>
+        </w:rPr>
+        <w:t xml:space="preserve"> between check &amp; value Table?</w:t>
       </w:r>
     </w:p>
     <w:p>
@@ -1999,6 +2112,8 @@
           <w:rFonts w:ascii="Calibri" w:eastAsia="Times New Roman" w:hAnsi="Calibri" w:cs="Calibri"/>
           <w:color w:val="000000"/>
           <w:kern w:val="0"/>
+          <w:sz w:val="28"/>
+          <w:szCs w:val="28"/>
           <w:lang w:eastAsia="en-IN"/>
           <w14:ligatures w14:val="none"/>
         </w:rPr>
@@ -2464,7 +2579,37 @@
           <w:lang w:eastAsia="en-IN"/>
           <w14:ligatures w14:val="none"/>
         </w:rPr>
-        <w:t>About it's types?</w:t>
+        <w:t xml:space="preserve">About </w:t>
+      </w:r>
+      <w:proofErr w:type="spellStart"/>
+      <w:r>
+        <w:rPr>
+          <w:rFonts w:ascii="Calibri" w:eastAsia="Times New Roman" w:hAnsi="Calibri" w:cs="Calibri"/>
+          <w:b/>
+          <w:bCs/>
+          <w:color w:val="000000"/>
+          <w:kern w:val="0"/>
+          <w:sz w:val="28"/>
+          <w:szCs w:val="28"/>
+          <w:lang w:eastAsia="en-IN"/>
+          <w14:ligatures w14:val="none"/>
+        </w:rPr>
+        <w:t>it's</w:t>
+      </w:r>
+      <w:proofErr w:type="spellEnd"/>
+      <w:r>
+        <w:rPr>
+          <w:rFonts w:ascii="Calibri" w:eastAsia="Times New Roman" w:hAnsi="Calibri" w:cs="Calibri"/>
+          <w:b/>
+          <w:bCs/>
+          <w:color w:val="000000"/>
+          <w:kern w:val="0"/>
+          <w:sz w:val="28"/>
+          <w:szCs w:val="28"/>
+          <w:lang w:eastAsia="en-IN"/>
+          <w14:ligatures w14:val="none"/>
+        </w:rPr>
+        <w:t xml:space="preserve"> types?</w:t>
       </w:r>
     </w:p>
     <w:p>
@@ -2586,6 +2731,7 @@
           <w:lang w:eastAsia="en-IN"/>
           <w14:ligatures w14:val="none"/>
         </w:rPr>
+        <w:lastRenderedPageBreak/>
         <w:t>7.</w:t>
       </w:r>
       <w:r>

--- a/Assignment 9.docx
+++ b/Assignment 9.docx
@@ -24,65 +24,114 @@
         <w:rPr>
           <w:b/>
           <w:bCs/>
-          <w:lang w:val="en-US"/>
-        </w:rPr>
-      </w:pPr>
-      <w:r>
-        <w:rPr>
-          <w:b/>
-          <w:bCs/>
-          <w:lang w:val="en-US"/>
-        </w:rPr>
-        <w:t>1. What is Foreign key relationship?</w:t>
-      </w:r>
-    </w:p>
-    <w:p>
-      <w:r>
-        <w:rPr>
-          <w:lang w:val="en-US"/>
-        </w:rPr>
-        <w:t>-&gt;</w:t>
-      </w:r>
-      <w:r>
-        <w:rPr>
-          <w:lang w:val="en-US"/>
-        </w:rPr>
-        <w:t xml:space="preserve"> </w:t>
-      </w:r>
-      <w:r>
-        <w:rPr>
-          <w:b/>
-          <w:bCs/>
+          <w:sz w:val="28"/>
+          <w:szCs w:val="28"/>
+          <w:lang w:val="en-US"/>
+        </w:rPr>
+      </w:pPr>
+      <w:r>
+        <w:rPr>
+          <w:b/>
+          <w:bCs/>
+          <w:sz w:val="28"/>
+          <w:szCs w:val="28"/>
+          <w:lang w:val="en-US"/>
+        </w:rPr>
+        <w:t xml:space="preserve">1. What is </w:t>
+      </w:r>
+      <w:proofErr w:type="gramStart"/>
+      <w:r>
+        <w:rPr>
+          <w:b/>
+          <w:bCs/>
+          <w:sz w:val="28"/>
+          <w:szCs w:val="28"/>
+          <w:lang w:val="en-US"/>
+        </w:rPr>
+        <w:t>Foreign</w:t>
+      </w:r>
+      <w:proofErr w:type="gramEnd"/>
+      <w:r>
+        <w:rPr>
+          <w:b/>
+          <w:bCs/>
+          <w:sz w:val="28"/>
+          <w:szCs w:val="28"/>
+          <w:lang w:val="en-US"/>
+        </w:rPr>
+        <w:t xml:space="preserve"> key relationship?</w:t>
+      </w:r>
+    </w:p>
+    <w:p>
+      <w:pPr>
+        <w:rPr>
+          <w:sz w:val="28"/>
+          <w:szCs w:val="28"/>
+        </w:rPr>
+      </w:pPr>
+      <w:r>
+        <w:rPr>
+          <w:sz w:val="28"/>
+          <w:szCs w:val="28"/>
+          <w:lang w:val="en-US"/>
+        </w:rPr>
+        <w:t xml:space="preserve">-&gt; </w:t>
+      </w:r>
+      <w:r>
+        <w:rPr>
+          <w:b/>
+          <w:bCs/>
+          <w:sz w:val="28"/>
+          <w:szCs w:val="28"/>
         </w:rPr>
         <w:t>A foreign key relationship is a connection between two tables</w:t>
       </w:r>
       <w:r>
-        <w:t xml:space="preserve"> where a field in one table</w:t>
-      </w:r>
-      <w:r>
-        <w:t xml:space="preserve"> </w:t>
-      </w:r>
-      <w:r>
-        <w:t>refers to the primary key of another table. It ensures data integrity by allowing only valid values that already exist in the referenced table.</w:t>
-      </w:r>
-    </w:p>
-    <w:p>
-      <w:r>
+        <w:rPr>
+          <w:sz w:val="28"/>
+          <w:szCs w:val="28"/>
+        </w:rPr>
+        <w:t xml:space="preserve"> where a field in one table refers to the primary key of another table. It ensures data integrity by allowing only valid values that already exist in the referenced table.</w:t>
+      </w:r>
+    </w:p>
+    <w:p>
+      <w:pPr>
+        <w:rPr>
+          <w:sz w:val="28"/>
+          <w:szCs w:val="28"/>
+        </w:rPr>
+      </w:pPr>
+      <w:r>
+        <w:rPr>
+          <w:sz w:val="28"/>
+          <w:szCs w:val="28"/>
+        </w:rPr>
         <w:t>Or</w:t>
       </w:r>
     </w:p>
     <w:p>
-      <w:r>
-        <w:t>(</w:t>
-      </w:r>
-      <w:r>
-        <w:t>A foreign key relationship links two tables to maintain data consistency and integrity.</w:t>
-      </w:r>
-      <w:r>
-        <w:t>)</w:t>
-      </w:r>
-    </w:p>
-    <w:p/>
+      <w:pPr>
+        <w:rPr>
+          <w:sz w:val="28"/>
+          <w:szCs w:val="28"/>
+        </w:rPr>
+      </w:pPr>
+      <w:r>
+        <w:rPr>
+          <w:sz w:val="28"/>
+          <w:szCs w:val="28"/>
+        </w:rPr>
+        <w:t>(A foreign key relationship links two tables to maintain data consistency and integrity.)</w:t>
+      </w:r>
+    </w:p>
+    <w:p>
+      <w:pPr>
+        <w:rPr>
+          <w:sz w:val="28"/>
+          <w:szCs w:val="28"/>
+        </w:rPr>
+      </w:pPr>
+    </w:p>
     <w:p>
       <w:pPr>
         <w:rPr>
@@ -91,6 +140,8 @@
           <w:bCs/>
           <w:color w:val="000000"/>
           <w:kern w:val="0"/>
+          <w:sz w:val="28"/>
+          <w:szCs w:val="28"/>
           <w:lang w:eastAsia="en-IN"/>
           <w14:ligatures w14:val="none"/>
         </w:rPr>
@@ -99,6 +150,8 @@
         <w:rPr>
           <w:b/>
           <w:bCs/>
+          <w:sz w:val="28"/>
+          <w:szCs w:val="28"/>
           <w:lang w:val="en-US"/>
         </w:rPr>
         <w:t>2.</w:t>
@@ -109,6 +162,8 @@
           <w:b/>
           <w:bCs/>
           <w:color w:val="000000"/>
+          <w:sz w:val="28"/>
+          <w:szCs w:val="28"/>
         </w:rPr>
         <w:t xml:space="preserve"> </w:t>
       </w:r>
@@ -119,6 +174,8 @@
           <w:bCs/>
           <w:color w:val="000000"/>
           <w:kern w:val="0"/>
+          <w:sz w:val="28"/>
+          <w:szCs w:val="28"/>
           <w:lang w:eastAsia="en-IN"/>
           <w14:ligatures w14:val="none"/>
         </w:rPr>
@@ -131,6 +188,8 @@
           <w:rFonts w:ascii="Calibri" w:eastAsia="Times New Roman" w:hAnsi="Calibri" w:cs="Calibri"/>
           <w:color w:val="000000"/>
           <w:kern w:val="0"/>
+          <w:sz w:val="28"/>
+          <w:szCs w:val="28"/>
           <w:lang w:eastAsia="en-IN"/>
           <w14:ligatures w14:val="none"/>
         </w:rPr>
@@ -140,6 +199,8 @@
           <w:rFonts w:ascii="Calibri" w:eastAsia="Times New Roman" w:hAnsi="Calibri" w:cs="Calibri"/>
           <w:color w:val="000000"/>
           <w:kern w:val="0"/>
+          <w:sz w:val="28"/>
+          <w:szCs w:val="28"/>
           <w:lang w:eastAsia="en-IN"/>
           <w14:ligatures w14:val="none"/>
         </w:rPr>
@@ -150,6 +211,8 @@
           <w:rFonts w:ascii="Calibri" w:eastAsia="Times New Roman" w:hAnsi="Calibri" w:cs="Calibri"/>
           <w:color w:val="000000"/>
           <w:kern w:val="0"/>
+          <w:sz w:val="28"/>
+          <w:szCs w:val="28"/>
           <w:lang w:eastAsia="en-IN"/>
           <w14:ligatures w14:val="none"/>
         </w:rPr>
@@ -162,6 +225,8 @@
           <w:rFonts w:ascii="Calibri" w:eastAsia="Times New Roman" w:hAnsi="Calibri" w:cs="Calibri"/>
           <w:color w:val="000000"/>
           <w:kern w:val="0"/>
+          <w:sz w:val="28"/>
+          <w:szCs w:val="28"/>
           <w:lang w:eastAsia="en-IN"/>
           <w14:ligatures w14:val="none"/>
         </w:rPr>
@@ -171,6 +236,8 @@
           <w:rFonts w:ascii="Calibri" w:eastAsia="Times New Roman" w:hAnsi="Calibri" w:cs="Calibri"/>
           <w:color w:val="000000"/>
           <w:kern w:val="0"/>
+          <w:sz w:val="28"/>
+          <w:szCs w:val="28"/>
           <w:lang w:eastAsia="en-IN"/>
           <w14:ligatures w14:val="none"/>
         </w:rPr>
@@ -181,6 +248,8 @@
           <w:rFonts w:ascii="Calibri" w:eastAsia="Times New Roman" w:hAnsi="Calibri" w:cs="Calibri"/>
           <w:color w:val="000000"/>
           <w:kern w:val="0"/>
+          <w:sz w:val="28"/>
+          <w:szCs w:val="28"/>
           <w:lang w:eastAsia="en-IN"/>
           <w14:ligatures w14:val="none"/>
         </w:rPr>
@@ -191,6 +260,8 @@
           <w:rFonts w:ascii="Calibri" w:eastAsia="Times New Roman" w:hAnsi="Calibri" w:cs="Calibri"/>
           <w:color w:val="000000"/>
           <w:kern w:val="0"/>
+          <w:sz w:val="28"/>
+          <w:szCs w:val="28"/>
           <w:lang w:eastAsia="en-IN"/>
           <w14:ligatures w14:val="none"/>
         </w:rPr>
@@ -203,6 +274,8 @@
           <w:bCs/>
           <w:color w:val="000000"/>
           <w:kern w:val="0"/>
+          <w:sz w:val="28"/>
+          <w:szCs w:val="28"/>
           <w:lang w:eastAsia="en-IN"/>
           <w14:ligatures w14:val="none"/>
         </w:rPr>
@@ -213,6 +286,8 @@
           <w:rFonts w:ascii="Calibri" w:eastAsia="Times New Roman" w:hAnsi="Calibri" w:cs="Calibri"/>
           <w:color w:val="000000"/>
           <w:kern w:val="0"/>
+          <w:sz w:val="28"/>
+          <w:szCs w:val="28"/>
           <w:lang w:eastAsia="en-IN"/>
           <w14:ligatures w14:val="none"/>
         </w:rPr>
@@ -223,6 +298,8 @@
           <w:rFonts w:ascii="Calibri" w:eastAsia="Times New Roman" w:hAnsi="Calibri" w:cs="Calibri"/>
           <w:color w:val="000000"/>
           <w:kern w:val="0"/>
+          <w:sz w:val="28"/>
+          <w:szCs w:val="28"/>
           <w:lang w:eastAsia="en-IN"/>
           <w14:ligatures w14:val="none"/>
         </w:rPr>
@@ -235,6 +312,8 @@
           <w:rFonts w:ascii="Calibri" w:eastAsia="Times New Roman" w:hAnsi="Calibri" w:cs="Calibri"/>
           <w:color w:val="000000"/>
           <w:kern w:val="0"/>
+          <w:sz w:val="28"/>
+          <w:szCs w:val="28"/>
           <w:lang w:eastAsia="en-IN"/>
           <w14:ligatures w14:val="none"/>
         </w:rPr>
@@ -244,6 +323,8 @@
           <w:rFonts w:ascii="Calibri" w:eastAsia="Times New Roman" w:hAnsi="Calibri" w:cs="Calibri"/>
           <w:color w:val="000000"/>
           <w:kern w:val="0"/>
+          <w:sz w:val="28"/>
+          <w:szCs w:val="28"/>
           <w:lang w:eastAsia="en-IN"/>
           <w14:ligatures w14:val="none"/>
         </w:rPr>
@@ -255,6 +336,8 @@
           <w:noProof/>
           <w:color w:val="000000"/>
           <w:kern w:val="0"/>
+          <w:sz w:val="28"/>
+          <w:szCs w:val="28"/>
           <w:lang w:eastAsia="en-IN"/>
           <w14:ligatures w14:val="none"/>
         </w:rPr>
@@ -307,6 +390,8 @@
           <w:rFonts w:ascii="Calibri" w:eastAsia="Times New Roman" w:hAnsi="Calibri" w:cs="Calibri"/>
           <w:color w:val="000000"/>
           <w:kern w:val="0"/>
+          <w:sz w:val="28"/>
+          <w:szCs w:val="28"/>
           <w:lang w:eastAsia="en-IN"/>
           <w14:ligatures w14:val="none"/>
         </w:rPr>
@@ -316,6 +401,8 @@
           <w:rFonts w:ascii="Calibri" w:eastAsia="Times New Roman" w:hAnsi="Calibri" w:cs="Calibri"/>
           <w:color w:val="000000"/>
           <w:kern w:val="0"/>
+          <w:sz w:val="28"/>
+          <w:szCs w:val="28"/>
           <w:lang w:eastAsia="en-IN"/>
           <w14:ligatures w14:val="none"/>
         </w:rPr>
@@ -326,6 +413,8 @@
           <w:rFonts w:ascii="Calibri" w:eastAsia="Times New Roman" w:hAnsi="Calibri" w:cs="Calibri"/>
           <w:color w:val="000000"/>
           <w:kern w:val="0"/>
+          <w:sz w:val="28"/>
+          <w:szCs w:val="28"/>
           <w:lang w:eastAsia="en-IN"/>
           <w14:ligatures w14:val="none"/>
         </w:rPr>
@@ -336,47 +425,62 @@
           <w:rFonts w:ascii="Calibri" w:eastAsia="Times New Roman" w:hAnsi="Calibri" w:cs="Calibri"/>
           <w:color w:val="000000"/>
           <w:kern w:val="0"/>
+          <w:sz w:val="28"/>
+          <w:szCs w:val="28"/>
           <w:lang w:eastAsia="en-IN"/>
           <w14:ligatures w14:val="none"/>
         </w:rPr>
-        <w:t>a domain(</w:t>
-      </w:r>
+        <w:t xml:space="preserve">a </w:t>
+      </w:r>
+      <w:proofErr w:type="gramStart"/>
       <w:r>
         <w:rPr>
           <w:rFonts w:ascii="Calibri" w:eastAsia="Times New Roman" w:hAnsi="Calibri" w:cs="Calibri"/>
           <w:color w:val="000000"/>
           <w:kern w:val="0"/>
+          <w:sz w:val="28"/>
+          <w:szCs w:val="28"/>
           <w:lang w:eastAsia="en-IN"/>
           <w14:ligatures w14:val="none"/>
         </w:rPr>
-        <w:t>ZDEPT_DOM</w:t>
-      </w:r>
+        <w:t>domain(</w:t>
+      </w:r>
+      <w:proofErr w:type="gramEnd"/>
       <w:r>
         <w:rPr>
           <w:rFonts w:ascii="Calibri" w:eastAsia="Times New Roman" w:hAnsi="Calibri" w:cs="Calibri"/>
           <w:color w:val="000000"/>
           <w:kern w:val="0"/>
+          <w:sz w:val="28"/>
+          <w:szCs w:val="28"/>
           <w:lang w:eastAsia="en-IN"/>
           <w14:ligatures w14:val="none"/>
         </w:rPr>
-        <w:t>):</w:t>
+        <w:t>ZDEPT_DOM):</w:t>
       </w:r>
     </w:p>
     <w:p>
       <w:pPr>
         <w:rPr>
           <w:noProof/>
+          <w:sz w:val="28"/>
+          <w:szCs w:val="28"/>
         </w:rPr>
       </w:pPr>
       <w:r>
         <w:rPr>
           <w:noProof/>
-        </w:rPr>
+          <w:sz w:val="28"/>
+          <w:szCs w:val="28"/>
+        </w:rPr>
+        <w:lastRenderedPageBreak/>
         <w:t xml:space="preserve">    </w:t>
       </w:r>
       <w:r>
         <w:rPr>
           <w:noProof/>
+          <w:sz w:val="28"/>
+          <w:szCs w:val="28"/>
         </w:rPr>
         <w:drawing>
           <wp:inline distT="0" distB="0" distL="0" distR="0" wp14:anchorId="2C447A16" wp14:editId="30B2EB9E">
@@ -428,32 +532,49 @@
       </w:r>
     </w:p>
     <w:p>
+      <w:pPr>
+        <w:rPr>
+          <w:sz w:val="28"/>
+          <w:szCs w:val="28"/>
+        </w:rPr>
+      </w:pPr>
       <w:r>
         <w:rPr>
           <w:noProof/>
-        </w:rPr>
-        <w:lastRenderedPageBreak/>
+          <w:sz w:val="28"/>
+          <w:szCs w:val="28"/>
+        </w:rPr>
         <w:t xml:space="preserve">-&gt;After creating Domain </w:t>
       </w:r>
       <w:r>
         <w:rPr>
           <w:noProof/>
+          <w:sz w:val="28"/>
+          <w:szCs w:val="28"/>
         </w:rPr>
         <w:t xml:space="preserve">define the Datatype </w:t>
       </w:r>
       <w:r>
         <w:rPr>
           <w:noProof/>
+          <w:sz w:val="28"/>
+          <w:szCs w:val="28"/>
         </w:rPr>
         <w:t>and Activate the Domain</w:t>
       </w:r>
       <w:r>
         <w:rPr>
           <w:noProof/>
+          <w:sz w:val="28"/>
+          <w:szCs w:val="28"/>
         </w:rPr>
         <w:t xml:space="preserve"> </w:t>
       </w:r>
       <w:r>
+        <w:rPr>
+          <w:sz w:val="28"/>
+          <w:szCs w:val="28"/>
+        </w:rPr>
         <w:t>(</w:t>
       </w:r>
       <w:proofErr w:type="spellStart"/>
@@ -461,40 +582,72 @@
         <w:rPr>
           <w:b/>
           <w:bCs/>
+          <w:sz w:val="28"/>
+          <w:szCs w:val="28"/>
         </w:rPr>
         <w:t>ctrl+s</w:t>
       </w:r>
       <w:proofErr w:type="spellEnd"/>
-      <w:r>
+      <w:proofErr w:type="gramStart"/>
+      <w:r>
+        <w:rPr>
+          <w:sz w:val="28"/>
+          <w:szCs w:val="28"/>
+        </w:rPr>
         <w:t>),(</w:t>
       </w:r>
-      <w:r>
-        <w:rPr>
-          <w:b/>
-          <w:bCs/>
+      <w:proofErr w:type="gramEnd"/>
+      <w:r>
+        <w:rPr>
+          <w:b/>
+          <w:bCs/>
+          <w:sz w:val="28"/>
+          <w:szCs w:val="28"/>
         </w:rPr>
         <w:t>ctrl+f2</w:t>
       </w:r>
       <w:r>
+        <w:rPr>
+          <w:sz w:val="28"/>
+          <w:szCs w:val="28"/>
+        </w:rPr>
         <w:t>),</w:t>
       </w:r>
       <w:r>
+        <w:rPr>
+          <w:sz w:val="28"/>
+          <w:szCs w:val="28"/>
+        </w:rPr>
         <w:t xml:space="preserve"> </w:t>
       </w:r>
       <w:r>
+        <w:rPr>
+          <w:sz w:val="28"/>
+          <w:szCs w:val="28"/>
+        </w:rPr>
         <w:t>(</w:t>
       </w:r>
       <w:r>
         <w:rPr>
           <w:b/>
           <w:bCs/>
+          <w:sz w:val="28"/>
+          <w:szCs w:val="28"/>
         </w:rPr>
         <w:t>ctrl+f3</w:t>
       </w:r>
       <w:r>
+        <w:rPr>
+          <w:sz w:val="28"/>
+          <w:szCs w:val="28"/>
+        </w:rPr>
         <w:t>)</w:t>
       </w:r>
       <w:r>
+        <w:rPr>
+          <w:sz w:val="28"/>
+          <w:szCs w:val="28"/>
+        </w:rPr>
         <w:t>.</w:t>
       </w:r>
     </w:p>
@@ -504,6 +657,8 @@
           <w:rFonts w:ascii="Calibri" w:eastAsia="Times New Roman" w:hAnsi="Calibri" w:cs="Calibri"/>
           <w:color w:val="000000"/>
           <w:kern w:val="0"/>
+          <w:sz w:val="28"/>
+          <w:szCs w:val="28"/>
           <w:lang w:eastAsia="en-IN"/>
           <w14:ligatures w14:val="none"/>
         </w:rPr>
@@ -513,6 +668,8 @@
           <w:rFonts w:ascii="Calibri" w:eastAsia="Times New Roman" w:hAnsi="Calibri" w:cs="Calibri"/>
           <w:color w:val="000000"/>
           <w:kern w:val="0"/>
+          <w:sz w:val="28"/>
+          <w:szCs w:val="28"/>
           <w:lang w:eastAsia="en-IN"/>
           <w14:ligatures w14:val="none"/>
         </w:rPr>
@@ -524,6 +681,8 @@
           <w:noProof/>
           <w:color w:val="000000"/>
           <w:kern w:val="0"/>
+          <w:sz w:val="28"/>
+          <w:szCs w:val="28"/>
           <w:lang w:eastAsia="en-IN"/>
           <w14:ligatures w14:val="none"/>
         </w:rPr>
@@ -576,6 +735,8 @@
           <w:rFonts w:ascii="Calibri" w:eastAsia="Times New Roman" w:hAnsi="Calibri" w:cs="Calibri"/>
           <w:color w:val="000000"/>
           <w:kern w:val="0"/>
+          <w:sz w:val="28"/>
+          <w:szCs w:val="28"/>
           <w:lang w:eastAsia="en-IN"/>
           <w14:ligatures w14:val="none"/>
         </w:rPr>
@@ -585,6 +746,8 @@
           <w:rFonts w:ascii="Calibri" w:eastAsia="Times New Roman" w:hAnsi="Calibri" w:cs="Calibri"/>
           <w:color w:val="000000"/>
           <w:kern w:val="0"/>
+          <w:sz w:val="28"/>
+          <w:szCs w:val="28"/>
           <w:lang w:eastAsia="en-IN"/>
           <w14:ligatures w14:val="none"/>
         </w:rPr>
@@ -595,6 +758,8 @@
           <w:rFonts w:ascii="Calibri" w:eastAsia="Times New Roman" w:hAnsi="Calibri" w:cs="Calibri"/>
           <w:color w:val="000000"/>
           <w:kern w:val="0"/>
+          <w:sz w:val="28"/>
+          <w:szCs w:val="28"/>
           <w:lang w:eastAsia="en-IN"/>
           <w14:ligatures w14:val="none"/>
         </w:rPr>
@@ -605,6 +770,8 @@
           <w:rFonts w:ascii="Calibri" w:eastAsia="Times New Roman" w:hAnsi="Calibri" w:cs="Calibri"/>
           <w:color w:val="000000"/>
           <w:kern w:val="0"/>
+          <w:sz w:val="28"/>
+          <w:szCs w:val="28"/>
           <w:lang w:eastAsia="en-IN"/>
           <w14:ligatures w14:val="none"/>
         </w:rPr>
@@ -615,6 +782,8 @@
           <w:rFonts w:ascii="Calibri" w:eastAsia="Times New Roman" w:hAnsi="Calibri" w:cs="Calibri"/>
           <w:color w:val="000000"/>
           <w:kern w:val="0"/>
+          <w:sz w:val="28"/>
+          <w:szCs w:val="28"/>
           <w:lang w:eastAsia="en-IN"/>
           <w14:ligatures w14:val="none"/>
         </w:rPr>
@@ -625,6 +794,8 @@
           <w:rFonts w:ascii="Calibri" w:eastAsia="Times New Roman" w:hAnsi="Calibri" w:cs="Calibri"/>
           <w:color w:val="000000"/>
           <w:kern w:val="0"/>
+          <w:sz w:val="28"/>
+          <w:szCs w:val="28"/>
           <w:lang w:eastAsia="en-IN"/>
           <w14:ligatures w14:val="none"/>
         </w:rPr>
@@ -635,94 +806,159 @@
           <w:rFonts w:ascii="Calibri" w:eastAsia="Times New Roman" w:hAnsi="Calibri" w:cs="Calibri"/>
           <w:color w:val="000000"/>
           <w:kern w:val="0"/>
+          <w:sz w:val="28"/>
+          <w:szCs w:val="28"/>
           <w:lang w:eastAsia="en-IN"/>
           <w14:ligatures w14:val="none"/>
         </w:rPr>
-        <w:t xml:space="preserve">Double click on domain </w:t>
-      </w:r>
-    </w:p>
-    <w:p>
-      <w:pPr>
+        <w:t xml:space="preserve">Double </w:t>
+      </w:r>
+      <w:proofErr w:type="gramStart"/>
+      <w:r>
         <w:rPr>
           <w:rFonts w:ascii="Calibri" w:eastAsia="Times New Roman" w:hAnsi="Calibri" w:cs="Calibri"/>
           <w:color w:val="000000"/>
           <w:kern w:val="0"/>
+          <w:sz w:val="28"/>
+          <w:szCs w:val="28"/>
           <w:lang w:eastAsia="en-IN"/>
           <w14:ligatures w14:val="none"/>
         </w:rPr>
-      </w:pPr>
+        <w:t>click</w:t>
+      </w:r>
+      <w:proofErr w:type="gramEnd"/>
       <w:r>
         <w:rPr>
           <w:rFonts w:ascii="Calibri" w:eastAsia="Times New Roman" w:hAnsi="Calibri" w:cs="Calibri"/>
           <w:color w:val="000000"/>
           <w:kern w:val="0"/>
+          <w:sz w:val="28"/>
+          <w:szCs w:val="28"/>
           <w:lang w:eastAsia="en-IN"/>
           <w14:ligatures w14:val="none"/>
         </w:rPr>
-        <w:t>name-&gt;</w:t>
-      </w:r>
-      <w:r>
+        <w:t xml:space="preserve"> on domain </w:t>
+      </w:r>
+    </w:p>
+    <w:p>
+      <w:pPr>
         <w:rPr>
           <w:rFonts w:ascii="Calibri" w:eastAsia="Times New Roman" w:hAnsi="Calibri" w:cs="Calibri"/>
           <w:color w:val="000000"/>
           <w:kern w:val="0"/>
+          <w:sz w:val="28"/>
+          <w:szCs w:val="28"/>
           <w:lang w:eastAsia="en-IN"/>
           <w14:ligatures w14:val="none"/>
         </w:rPr>
-        <w:t>define datatype-&gt;</w:t>
-      </w:r>
+      </w:pPr>
       <w:r>
         <w:rPr>
           <w:rFonts w:ascii="Calibri" w:eastAsia="Times New Roman" w:hAnsi="Calibri" w:cs="Calibri"/>
           <w:color w:val="000000"/>
           <w:kern w:val="0"/>
+          <w:sz w:val="28"/>
+          <w:szCs w:val="28"/>
           <w:lang w:eastAsia="en-IN"/>
           <w14:ligatures w14:val="none"/>
         </w:rPr>
-        <w:t>activate it</w:t>
+        <w:t>name-&gt;</w:t>
       </w:r>
       <w:r>
         <w:rPr>
           <w:rFonts w:ascii="Calibri" w:eastAsia="Times New Roman" w:hAnsi="Calibri" w:cs="Calibri"/>
           <w:color w:val="000000"/>
           <w:kern w:val="0"/>
+          <w:sz w:val="28"/>
+          <w:szCs w:val="28"/>
           <w:lang w:eastAsia="en-IN"/>
           <w14:ligatures w14:val="none"/>
         </w:rPr>
-        <w:t>)</w:t>
-      </w:r>
-    </w:p>
-    <w:p>
-      <w:pPr>
+        <w:t>define datatype-&gt;</w:t>
+      </w:r>
+      <w:r>
         <w:rPr>
           <w:rFonts w:ascii="Calibri" w:eastAsia="Times New Roman" w:hAnsi="Calibri" w:cs="Calibri"/>
           <w:color w:val="000000"/>
           <w:kern w:val="0"/>
+          <w:sz w:val="28"/>
+          <w:szCs w:val="28"/>
           <w:lang w:eastAsia="en-IN"/>
           <w14:ligatures w14:val="none"/>
         </w:rPr>
-      </w:pPr>
-    </w:p>
-    <w:p>
-      <w:r>
+        <w:t>activate it</w:t>
+      </w:r>
+      <w:r>
+        <w:rPr>
+          <w:rFonts w:ascii="Calibri" w:eastAsia="Times New Roman" w:hAnsi="Calibri" w:cs="Calibri"/>
+          <w:color w:val="000000"/>
+          <w:kern w:val="0"/>
+          <w:sz w:val="28"/>
+          <w:szCs w:val="28"/>
+          <w:lang w:eastAsia="en-IN"/>
+          <w14:ligatures w14:val="none"/>
+        </w:rPr>
+        <w:t>)</w:t>
+      </w:r>
+    </w:p>
+    <w:p>
+      <w:pPr>
+        <w:rPr>
+          <w:rFonts w:ascii="Calibri" w:eastAsia="Times New Roman" w:hAnsi="Calibri" w:cs="Calibri"/>
+          <w:color w:val="000000"/>
+          <w:kern w:val="0"/>
+          <w:sz w:val="28"/>
+          <w:szCs w:val="28"/>
+          <w:lang w:eastAsia="en-IN"/>
+          <w14:ligatures w14:val="none"/>
+        </w:rPr>
+      </w:pPr>
+    </w:p>
+    <w:p>
+      <w:pPr>
+        <w:rPr>
+          <w:sz w:val="28"/>
+          <w:szCs w:val="28"/>
+        </w:rPr>
+      </w:pPr>
+      <w:r>
+        <w:rPr>
+          <w:sz w:val="28"/>
+          <w:szCs w:val="28"/>
+        </w:rPr>
         <w:t xml:space="preserve">-&gt;Add Data class as </w:t>
       </w:r>
       <w:r>
         <w:rPr>
           <w:b/>
           <w:bCs/>
+          <w:sz w:val="28"/>
+          <w:szCs w:val="28"/>
         </w:rPr>
         <w:t>APPL0</w:t>
       </w:r>
       <w:r>
+        <w:rPr>
+          <w:sz w:val="28"/>
+          <w:szCs w:val="28"/>
+        </w:rPr>
         <w:t>: and size category 0.</w:t>
       </w:r>
     </w:p>
     <w:p>
+      <w:pPr>
+        <w:rPr>
+          <w:sz w:val="28"/>
+          <w:szCs w:val="28"/>
+        </w:rPr>
+      </w:pPr>
       <w:r>
         <w:rPr>
           <w:noProof/>
-        </w:rPr>
+          <w:sz w:val="28"/>
+          <w:szCs w:val="28"/>
+        </w:rPr>
+        <w:lastRenderedPageBreak/>
         <w:drawing>
           <wp:inline distT="0" distB="0" distL="0" distR="0" wp14:anchorId="6B13E362" wp14:editId="7507224E">
             <wp:extent cx="5731510" cy="2428875"/>
@@ -780,14 +1016,24 @@
       </w:r>
     </w:p>
     <w:p>
-      <w:r>
-        <w:rPr>
+      <w:pPr>
+        <w:rPr>
+          <w:sz w:val="28"/>
+          <w:szCs w:val="28"/>
+        </w:rPr>
+      </w:pPr>
+      <w:r>
+        <w:rPr>
+          <w:sz w:val="28"/>
+          <w:szCs w:val="28"/>
           <w:lang w:val="en-US"/>
         </w:rPr>
         <w:t>-&gt;</w:t>
       </w:r>
       <w:r>
         <w:rPr>
+          <w:sz w:val="28"/>
+          <w:szCs w:val="28"/>
           <w:lang w:val="en-US"/>
         </w:rPr>
         <w:t xml:space="preserve">Choose Delivery Class </w:t>
@@ -796,59 +1042,93 @@
         <w:rPr>
           <w:b/>
           <w:bCs/>
+          <w:sz w:val="28"/>
+          <w:szCs w:val="28"/>
           <w:lang w:val="en-US"/>
         </w:rPr>
         <w:t>A</w:t>
       </w:r>
       <w:r>
+        <w:rPr>
+          <w:sz w:val="28"/>
+          <w:szCs w:val="28"/>
+        </w:rPr>
         <w:t xml:space="preserve"> </w:t>
       </w:r>
       <w:r>
+        <w:rPr>
+          <w:sz w:val="28"/>
+          <w:szCs w:val="28"/>
+        </w:rPr>
         <w:t xml:space="preserve">- </w:t>
       </w:r>
       <w:r>
+        <w:rPr>
+          <w:sz w:val="28"/>
+          <w:szCs w:val="28"/>
+        </w:rPr>
         <w:t>Application table (master and transaction data)</w:t>
       </w:r>
       <w:r>
+        <w:rPr>
+          <w:sz w:val="28"/>
+          <w:szCs w:val="28"/>
+        </w:rPr>
         <w:t xml:space="preserve">       </w:t>
       </w:r>
       <w:r>
+        <w:rPr>
+          <w:sz w:val="28"/>
+          <w:szCs w:val="28"/>
+        </w:rPr>
         <w:t xml:space="preserve">           </w:t>
       </w:r>
     </w:p>
     <w:p>
       <w:pPr>
         <w:rPr>
-          <w:lang w:val="en-US"/>
-        </w:rPr>
-      </w:pPr>
-    </w:p>
-    <w:p>
-      <w:pPr>
-        <w:rPr>
-          <w:lang w:val="en-US"/>
-        </w:rPr>
-      </w:pPr>
-      <w:r>
-        <w:rPr>
+          <w:sz w:val="28"/>
+          <w:szCs w:val="28"/>
+          <w:lang w:val="en-US"/>
+        </w:rPr>
+      </w:pPr>
+    </w:p>
+    <w:p>
+      <w:pPr>
+        <w:rPr>
+          <w:sz w:val="28"/>
+          <w:szCs w:val="28"/>
+          <w:lang w:val="en-US"/>
+        </w:rPr>
+      </w:pPr>
+      <w:r>
+        <w:rPr>
+          <w:sz w:val="28"/>
+          <w:szCs w:val="28"/>
           <w:lang w:val="en-US"/>
         </w:rPr>
         <w:t>-&gt;</w:t>
       </w:r>
       <w:r>
         <w:rPr>
+          <w:sz w:val="28"/>
+          <w:szCs w:val="28"/>
           <w:lang w:val="en-US"/>
         </w:rPr>
         <w:t xml:space="preserve">Choose </w:t>
       </w:r>
       <w:r>
         <w:rPr>
+          <w:sz w:val="28"/>
+          <w:szCs w:val="28"/>
           <w:lang w:val="en-US"/>
         </w:rPr>
         <w:t>Display/Maintenance Allowed and continue</w:t>
       </w:r>
       <w:r>
         <w:rPr>
+          <w:sz w:val="28"/>
+          <w:szCs w:val="28"/>
           <w:lang w:val="en-US"/>
         </w:rPr>
         <w:t>.</w:t>
@@ -857,14 +1137,17 @@
     <w:p>
       <w:pPr>
         <w:rPr>
+          <w:sz w:val="28"/>
+          <w:szCs w:val="28"/>
           <w:lang w:val="en-US"/>
         </w:rPr>
       </w:pPr>
       <w:r>
         <w:rPr>
           <w:noProof/>
-        </w:rPr>
-        <w:lastRenderedPageBreak/>
+          <w:sz w:val="28"/>
+          <w:szCs w:val="28"/>
+        </w:rPr>
         <w:drawing>
           <wp:inline distT="0" distB="0" distL="0" distR="0" wp14:anchorId="02341EA8" wp14:editId="2488B7E6">
             <wp:extent cx="5367867" cy="2939147"/>
@@ -923,6 +1206,8 @@
       <w:r>
         <w:rPr>
           <w:noProof/>
+          <w:sz w:val="28"/>
+          <w:szCs w:val="28"/>
         </w:rPr>
         <w:drawing>
           <wp:inline distT="0" distB="0" distL="0" distR="0" wp14:anchorId="7AC39C40" wp14:editId="08A79B5C">
@@ -970,30 +1255,41 @@
     <w:p>
       <w:pPr>
         <w:rPr>
-          <w:lang w:val="en-US"/>
-        </w:rPr>
-      </w:pPr>
-    </w:p>
-    <w:p>
-      <w:pPr>
-        <w:rPr>
-          <w:lang w:val="en-US"/>
-        </w:rPr>
-      </w:pPr>
-      <w:r>
-        <w:rPr>
-          <w:lang w:val="en-US"/>
-        </w:rPr>
+          <w:sz w:val="28"/>
+          <w:szCs w:val="28"/>
+          <w:lang w:val="en-US"/>
+        </w:rPr>
+      </w:pPr>
+    </w:p>
+    <w:p>
+      <w:pPr>
+        <w:rPr>
+          <w:sz w:val="28"/>
+          <w:szCs w:val="28"/>
+          <w:lang w:val="en-US"/>
+        </w:rPr>
+      </w:pPr>
+      <w:r>
+        <w:rPr>
+          <w:sz w:val="28"/>
+          <w:szCs w:val="28"/>
+          <w:lang w:val="en-US"/>
+        </w:rPr>
+        <w:lastRenderedPageBreak/>
         <w:t>-&gt;</w:t>
       </w:r>
       <w:r>
         <w:rPr>
+          <w:sz w:val="28"/>
+          <w:szCs w:val="28"/>
           <w:lang w:val="en-US"/>
         </w:rPr>
         <w:t>In the fields tab</w:t>
       </w:r>
       <w:r>
         <w:rPr>
+          <w:sz w:val="28"/>
+          <w:szCs w:val="28"/>
           <w:lang w:val="en-US"/>
         </w:rPr>
         <w:t xml:space="preserve"> define </w:t>
@@ -1003,29 +1299,50 @@
         <w:rPr>
           <w:b/>
           <w:bCs/>
-          <w:lang w:val="en-US"/>
-        </w:rPr>
-        <w:t>dept_id</w:t>
+          <w:sz w:val="28"/>
+          <w:szCs w:val="28"/>
+          <w:lang w:val="en-US"/>
+        </w:rPr>
+        <w:t>dept_</w:t>
+      </w:r>
+      <w:proofErr w:type="gramStart"/>
+      <w:r>
+        <w:rPr>
+          <w:b/>
+          <w:bCs/>
+          <w:sz w:val="28"/>
+          <w:szCs w:val="28"/>
+          <w:lang w:val="en-US"/>
+        </w:rPr>
+        <w:t>id</w:t>
       </w:r>
       <w:proofErr w:type="spellEnd"/>
       <w:r>
         <w:rPr>
           <w:b/>
           <w:bCs/>
+          <w:sz w:val="28"/>
+          <w:szCs w:val="28"/>
           <w:lang w:val="en-US"/>
         </w:rPr>
         <w:t>(</w:t>
       </w:r>
-      <w:r>
-        <w:rPr>
+      <w:proofErr w:type="gramEnd"/>
+      <w:r>
+        <w:rPr>
+          <w:sz w:val="28"/>
+          <w:szCs w:val="28"/>
           <w:lang w:val="en-US"/>
         </w:rPr>
         <w:t>primary key</w:t>
       </w:r>
-      <w:r>
-        <w:rPr>
-          <w:b/>
-          <w:bCs/>
+      <w:proofErr w:type="gramStart"/>
+      <w:r>
+        <w:rPr>
+          <w:b/>
+          <w:bCs/>
+          <w:sz w:val="28"/>
+          <w:szCs w:val="28"/>
           <w:lang w:val="en-US"/>
         </w:rPr>
         <w:t>)</w:t>
@@ -1034,6 +1351,8 @@
         <w:rPr>
           <w:b/>
           <w:bCs/>
+          <w:sz w:val="28"/>
+          <w:szCs w:val="28"/>
           <w:lang w:val="en-US"/>
         </w:rPr>
         <w:t>,</w:t>
@@ -1043,16 +1362,59 @@
         <w:rPr>
           <w:b/>
           <w:bCs/>
-          <w:lang w:val="en-US"/>
-        </w:rPr>
-        <w:t>dept_name,dept_location</w:t>
+          <w:sz w:val="28"/>
+          <w:szCs w:val="28"/>
+          <w:lang w:val="en-US"/>
+        </w:rPr>
+        <w:t>dept</w:t>
+      </w:r>
+      <w:proofErr w:type="gramEnd"/>
+      <w:r>
+        <w:rPr>
+          <w:b/>
+          <w:bCs/>
+          <w:sz w:val="28"/>
+          <w:szCs w:val="28"/>
+          <w:lang w:val="en-US"/>
+        </w:rPr>
+        <w:t>_</w:t>
+      </w:r>
+      <w:proofErr w:type="gramStart"/>
+      <w:r>
+        <w:rPr>
+          <w:b/>
+          <w:bCs/>
+          <w:sz w:val="28"/>
+          <w:szCs w:val="28"/>
+          <w:lang w:val="en-US"/>
+        </w:rPr>
+        <w:t>name,dept</w:t>
+      </w:r>
+      <w:proofErr w:type="gramEnd"/>
+      <w:r>
+        <w:rPr>
+          <w:b/>
+          <w:bCs/>
+          <w:sz w:val="28"/>
+          <w:szCs w:val="28"/>
+          <w:lang w:val="en-US"/>
+        </w:rPr>
+        <w:t>_location</w:t>
       </w:r>
       <w:proofErr w:type="spellEnd"/>
     </w:p>
     <w:p>
+      <w:pPr>
+        <w:rPr>
+          <w:sz w:val="28"/>
+          <w:szCs w:val="28"/>
+        </w:rPr>
+      </w:pPr>
       <w:r>
         <w:rPr>
           <w:noProof/>
+          <w:sz w:val="28"/>
+          <w:szCs w:val="28"/>
         </w:rPr>
         <w:drawing>
           <wp:inline distT="0" distB="0" distL="0" distR="0" wp14:anchorId="65A60F1A" wp14:editId="455B40C0">
@@ -1110,12 +1472,33 @@
         </w:drawing>
       </w:r>
     </w:p>
-    <w:p/>
-    <w:p>
-      <w:r>
+    <w:p>
+      <w:pPr>
+        <w:rPr>
+          <w:sz w:val="28"/>
+          <w:szCs w:val="28"/>
+        </w:rPr>
+      </w:pPr>
+    </w:p>
+    <w:p>
+      <w:pPr>
+        <w:rPr>
+          <w:sz w:val="28"/>
+          <w:szCs w:val="28"/>
+        </w:rPr>
+      </w:pPr>
+      <w:r>
+        <w:rPr>
+          <w:sz w:val="28"/>
+          <w:szCs w:val="28"/>
+        </w:rPr>
         <w:t>After defining all fields</w:t>
       </w:r>
       <w:r>
+        <w:rPr>
+          <w:sz w:val="28"/>
+          <w:szCs w:val="28"/>
+        </w:rPr>
         <w:t xml:space="preserve"> save the table (</w:t>
       </w:r>
       <w:proofErr w:type="spellStart"/>
@@ -1123,79 +1506,158 @@
         <w:rPr>
           <w:b/>
           <w:bCs/>
+          <w:sz w:val="28"/>
+          <w:szCs w:val="28"/>
         </w:rPr>
         <w:t>ctrl+s</w:t>
       </w:r>
       <w:proofErr w:type="spellEnd"/>
       <w:r>
+        <w:rPr>
+          <w:sz w:val="28"/>
+          <w:szCs w:val="28"/>
+        </w:rPr>
         <w:t>),</w:t>
       </w:r>
       <w:r>
+        <w:rPr>
+          <w:sz w:val="28"/>
+          <w:szCs w:val="28"/>
+        </w:rPr>
         <w:t xml:space="preserve"> check the table(</w:t>
       </w:r>
       <w:r>
         <w:rPr>
           <w:b/>
           <w:bCs/>
+          <w:sz w:val="28"/>
+          <w:szCs w:val="28"/>
         </w:rPr>
         <w:t>ctrl+f2</w:t>
       </w:r>
-      <w:r>
-        <w:t xml:space="preserve">),and Activate the </w:t>
-      </w:r>
-      <w:r>
+      <w:proofErr w:type="gramStart"/>
+      <w:r>
+        <w:rPr>
+          <w:sz w:val="28"/>
+          <w:szCs w:val="28"/>
+        </w:rPr>
+        <w:t>),and</w:t>
+      </w:r>
+      <w:proofErr w:type="gramEnd"/>
+      <w:r>
+        <w:rPr>
+          <w:sz w:val="28"/>
+          <w:szCs w:val="28"/>
+        </w:rPr>
+        <w:t xml:space="preserve"> </w:t>
+      </w:r>
+      <w:proofErr w:type="gramStart"/>
+      <w:r>
+        <w:rPr>
+          <w:sz w:val="28"/>
+          <w:szCs w:val="28"/>
+        </w:rPr>
+        <w:t>Activate</w:t>
+      </w:r>
+      <w:proofErr w:type="gramEnd"/>
+      <w:r>
+        <w:rPr>
+          <w:sz w:val="28"/>
+          <w:szCs w:val="28"/>
+        </w:rPr>
+        <w:t xml:space="preserve"> the </w:t>
+      </w:r>
+      <w:r>
+        <w:rPr>
+          <w:sz w:val="28"/>
+          <w:szCs w:val="28"/>
+        </w:rPr>
         <w:t>table(</w:t>
       </w:r>
       <w:r>
         <w:rPr>
           <w:b/>
           <w:bCs/>
+          <w:sz w:val="28"/>
+          <w:szCs w:val="28"/>
         </w:rPr>
         <w:t>ctrl+f3</w:t>
       </w:r>
       <w:r>
+        <w:rPr>
+          <w:sz w:val="28"/>
+          <w:szCs w:val="28"/>
+        </w:rPr>
         <w:t>)</w:t>
       </w:r>
       <w:r>
+        <w:rPr>
+          <w:sz w:val="28"/>
+          <w:szCs w:val="28"/>
+        </w:rPr>
         <w:t>.</w:t>
       </w:r>
     </w:p>
     <w:p>
-      <w:r>
+      <w:pPr>
+        <w:rPr>
+          <w:sz w:val="28"/>
+          <w:szCs w:val="28"/>
+        </w:rPr>
+      </w:pPr>
+      <w:r>
+        <w:rPr>
+          <w:sz w:val="28"/>
+          <w:szCs w:val="28"/>
+        </w:rPr>
         <w:t>*</w:t>
       </w:r>
       <w:r>
         <w:rPr>
           <w:b/>
           <w:bCs/>
+          <w:sz w:val="28"/>
+          <w:szCs w:val="28"/>
         </w:rPr>
         <w:t>DEPT</w:t>
       </w:r>
       <w:r>
+        <w:rPr>
+          <w:sz w:val="28"/>
+          <w:szCs w:val="28"/>
+        </w:rPr>
         <w:t xml:space="preserve"> Table acts as a check table.</w:t>
       </w:r>
     </w:p>
     <w:p>
       <w:pPr>
         <w:rPr>
-          <w:lang w:val="en-US"/>
-        </w:rPr>
-      </w:pPr>
-    </w:p>
-    <w:p>
-      <w:pPr>
-        <w:rPr>
-          <w:lang w:val="en-US"/>
-        </w:rPr>
-      </w:pPr>
-      <w:r>
-        <w:rPr>
+          <w:sz w:val="28"/>
+          <w:szCs w:val="28"/>
+          <w:lang w:val="en-US"/>
+        </w:rPr>
+      </w:pPr>
+    </w:p>
+    <w:p>
+      <w:pPr>
+        <w:rPr>
+          <w:sz w:val="28"/>
+          <w:szCs w:val="28"/>
+          <w:lang w:val="en-US"/>
+        </w:rPr>
+      </w:pPr>
+      <w:r>
+        <w:rPr>
+          <w:sz w:val="28"/>
+          <w:szCs w:val="28"/>
           <w:lang w:val="en-US"/>
         </w:rPr>
         <w:t>-&gt;</w:t>
       </w:r>
       <w:r>
         <w:rPr>
+          <w:sz w:val="28"/>
+          <w:szCs w:val="28"/>
           <w:lang w:val="en-US"/>
         </w:rPr>
         <w:t xml:space="preserve">Create Student table as </w:t>
@@ -1204,6 +1666,8 @@
         <w:rPr>
           <w:b/>
           <w:bCs/>
+          <w:sz w:val="28"/>
+          <w:szCs w:val="28"/>
           <w:lang w:val="en-US"/>
         </w:rPr>
         <w:t>ZSTUD</w:t>
@@ -1212,6 +1676,8 @@
         <w:rPr>
           <w:b/>
           <w:bCs/>
+          <w:sz w:val="28"/>
+          <w:szCs w:val="28"/>
           <w:lang w:val="en-US"/>
         </w:rPr>
         <w:t>:</w:t>
@@ -1220,48 +1686,154 @@
         <w:rPr>
           <w:b/>
           <w:bCs/>
+          <w:sz w:val="28"/>
+          <w:szCs w:val="28"/>
           <w:lang w:val="en-US"/>
         </w:rPr>
         <w:t xml:space="preserve"> </w:t>
       </w:r>
       <w:r>
         <w:rPr>
-          <w:lang w:val="en-US"/>
-        </w:rPr>
-        <w:t>with field names STUDENT_ID</w:t>
-      </w:r>
-      <w:r>
-        <w:rPr>
-          <w:lang w:val="en-US"/>
-        </w:rPr>
-        <w:t>(PRIMARY KEY)</w:t>
-      </w:r>
-      <w:r>
-        <w:rPr>
-          <w:lang w:val="en-US"/>
-        </w:rPr>
-        <w:t>,STUDENT_NAME,</w:t>
-      </w:r>
-      <w:r>
-        <w:rPr>
-          <w:lang w:val="en-US"/>
-        </w:rPr>
-        <w:t>STUDENT_BRANCH,AND DEPT_ID(FOREIGN K</w:t>
-      </w:r>
-      <w:r>
-        <w:rPr>
+          <w:sz w:val="28"/>
+          <w:szCs w:val="28"/>
+          <w:lang w:val="en-US"/>
+        </w:rPr>
+        <w:t>with field names STUDENT_</w:t>
+      </w:r>
+      <w:proofErr w:type="gramStart"/>
+      <w:r>
+        <w:rPr>
+          <w:sz w:val="28"/>
+          <w:szCs w:val="28"/>
+          <w:lang w:val="en-US"/>
+        </w:rPr>
+        <w:t>ID</w:t>
+      </w:r>
+      <w:r>
+        <w:rPr>
+          <w:sz w:val="28"/>
+          <w:szCs w:val="28"/>
+          <w:lang w:val="en-US"/>
+        </w:rPr>
+        <w:t>(</w:t>
+      </w:r>
+      <w:proofErr w:type="gramEnd"/>
+      <w:r>
+        <w:rPr>
+          <w:sz w:val="28"/>
+          <w:szCs w:val="28"/>
+          <w:lang w:val="en-US"/>
+        </w:rPr>
+        <w:t>PRIMARY KEY</w:t>
+      </w:r>
+      <w:proofErr w:type="gramStart"/>
+      <w:r>
+        <w:rPr>
+          <w:sz w:val="28"/>
+          <w:szCs w:val="28"/>
+          <w:lang w:val="en-US"/>
+        </w:rPr>
+        <w:t>)</w:t>
+      </w:r>
+      <w:r>
+        <w:rPr>
+          <w:sz w:val="28"/>
+          <w:szCs w:val="28"/>
+          <w:lang w:val="en-US"/>
+        </w:rPr>
+        <w:t>,STUDENT</w:t>
+      </w:r>
+      <w:proofErr w:type="gramEnd"/>
+      <w:r>
+        <w:rPr>
+          <w:sz w:val="28"/>
+          <w:szCs w:val="28"/>
+          <w:lang w:val="en-US"/>
+        </w:rPr>
+        <w:t>_</w:t>
+      </w:r>
+      <w:proofErr w:type="gramStart"/>
+      <w:r>
+        <w:rPr>
+          <w:sz w:val="28"/>
+          <w:szCs w:val="28"/>
+          <w:lang w:val="en-US"/>
+        </w:rPr>
+        <w:t>NAME,</w:t>
+      </w:r>
+      <w:r>
+        <w:rPr>
+          <w:sz w:val="28"/>
+          <w:szCs w:val="28"/>
+          <w:lang w:val="en-US"/>
+        </w:rPr>
+        <w:t>STUDENT</w:t>
+      </w:r>
+      <w:proofErr w:type="gramEnd"/>
+      <w:r>
+        <w:rPr>
+          <w:sz w:val="28"/>
+          <w:szCs w:val="28"/>
+          <w:lang w:val="en-US"/>
+        </w:rPr>
+        <w:t>_</w:t>
+      </w:r>
+      <w:proofErr w:type="gramStart"/>
+      <w:r>
+        <w:rPr>
+          <w:sz w:val="28"/>
+          <w:szCs w:val="28"/>
+          <w:lang w:val="en-US"/>
+        </w:rPr>
+        <w:t>BRANCH,AND</w:t>
+      </w:r>
+      <w:proofErr w:type="gramEnd"/>
+      <w:r>
+        <w:rPr>
+          <w:sz w:val="28"/>
+          <w:szCs w:val="28"/>
+          <w:lang w:val="en-US"/>
+        </w:rPr>
+        <w:t xml:space="preserve"> DEPT_</w:t>
+      </w:r>
+      <w:proofErr w:type="gramStart"/>
+      <w:r>
+        <w:rPr>
+          <w:sz w:val="28"/>
+          <w:szCs w:val="28"/>
+          <w:lang w:val="en-US"/>
+        </w:rPr>
+        <w:t>ID(</w:t>
+      </w:r>
+      <w:proofErr w:type="gramEnd"/>
+      <w:r>
+        <w:rPr>
+          <w:sz w:val="28"/>
+          <w:szCs w:val="28"/>
+          <w:lang w:val="en-US"/>
+        </w:rPr>
+        <w:t>FOREIGN K</w:t>
+      </w:r>
+      <w:r>
+        <w:rPr>
+          <w:sz w:val="28"/>
+          <w:szCs w:val="28"/>
           <w:lang w:val="en-US"/>
         </w:rPr>
         <w:t>EY</w:t>
       </w:r>
       <w:r>
         <w:rPr>
+          <w:sz w:val="28"/>
+          <w:szCs w:val="28"/>
           <w:lang w:val="en-US"/>
         </w:rPr>
         <w:t>)</w:t>
       </w:r>
       <w:r>
         <w:rPr>
+          <w:sz w:val="28"/>
+          <w:szCs w:val="28"/>
           <w:lang w:val="en-US"/>
         </w:rPr>
         <w:t>.</w:t>
@@ -1270,59 +1842,133 @@
     <w:p>
       <w:pPr>
         <w:rPr>
-          <w:lang w:val="en-US"/>
-        </w:rPr>
-      </w:pPr>
-      <w:r>
-        <w:rPr>
+          <w:sz w:val="28"/>
+          <w:szCs w:val="28"/>
+          <w:lang w:val="en-US"/>
+        </w:rPr>
+      </w:pPr>
+      <w:r>
+        <w:rPr>
+          <w:sz w:val="28"/>
+          <w:szCs w:val="28"/>
           <w:lang w:val="en-US"/>
         </w:rPr>
         <w:t>-&gt;</w:t>
       </w:r>
       <w:r>
         <w:rPr>
-          <w:lang w:val="en-US"/>
-        </w:rPr>
-        <w:t>Domain name for DEPT_ID</w:t>
-      </w:r>
-      <w:r>
-        <w:rPr>
-          <w:lang w:val="en-US"/>
-        </w:rPr>
-        <w:t>(Foreign key)</w:t>
-      </w:r>
-      <w:r>
-        <w:rPr>
-          <w:lang w:val="en-US"/>
-        </w:rPr>
-        <w:t xml:space="preserve">  should be </w:t>
-      </w:r>
-      <w:r>
-        <w:rPr>
+          <w:sz w:val="28"/>
+          <w:szCs w:val="28"/>
+          <w:lang w:val="en-US"/>
+        </w:rPr>
+        <w:t>Domain name for DEPT_</w:t>
+      </w:r>
+      <w:proofErr w:type="gramStart"/>
+      <w:r>
+        <w:rPr>
+          <w:sz w:val="28"/>
+          <w:szCs w:val="28"/>
+          <w:lang w:val="en-US"/>
+        </w:rPr>
+        <w:t>ID</w:t>
+      </w:r>
+      <w:r>
+        <w:rPr>
+          <w:sz w:val="28"/>
+          <w:szCs w:val="28"/>
+          <w:lang w:val="en-US"/>
+        </w:rPr>
+        <w:t>(</w:t>
+      </w:r>
+      <w:proofErr w:type="gramEnd"/>
+      <w:r>
+        <w:rPr>
+          <w:sz w:val="28"/>
+          <w:szCs w:val="28"/>
+          <w:lang w:val="en-US"/>
+        </w:rPr>
+        <w:t xml:space="preserve">Foreign </w:t>
+      </w:r>
+      <w:proofErr w:type="gramStart"/>
+      <w:r>
+        <w:rPr>
+          <w:sz w:val="28"/>
+          <w:szCs w:val="28"/>
+          <w:lang w:val="en-US"/>
+        </w:rPr>
+        <w:t>key)</w:t>
+      </w:r>
+      <w:r>
+        <w:rPr>
+          <w:sz w:val="28"/>
+          <w:szCs w:val="28"/>
+          <w:lang w:val="en-US"/>
+        </w:rPr>
+        <w:t xml:space="preserve">  should</w:t>
+      </w:r>
+      <w:proofErr w:type="gramEnd"/>
+      <w:r>
+        <w:rPr>
+          <w:sz w:val="28"/>
+          <w:szCs w:val="28"/>
+          <w:lang w:val="en-US"/>
+        </w:rPr>
+        <w:t xml:space="preserve"> be </w:t>
+      </w:r>
+      <w:r>
+        <w:rPr>
+          <w:sz w:val="28"/>
+          <w:szCs w:val="28"/>
           <w:lang w:val="en-US"/>
         </w:rPr>
         <w:t>same as D</w:t>
       </w:r>
       <w:r>
         <w:rPr>
+          <w:sz w:val="28"/>
+          <w:szCs w:val="28"/>
           <w:lang w:val="en-US"/>
         </w:rPr>
         <w:t>E</w:t>
       </w:r>
       <w:r>
         <w:rPr>
-          <w:lang w:val="en-US"/>
-        </w:rPr>
-        <w:t>PT_ID</w:t>
-      </w:r>
-      <w:r>
-        <w:rPr>
-          <w:lang w:val="en-US"/>
-        </w:rPr>
-        <w:t>(Primary key)</w:t>
-      </w:r>
-      <w:r>
-        <w:rPr>
+          <w:sz w:val="28"/>
+          <w:szCs w:val="28"/>
+          <w:lang w:val="en-US"/>
+        </w:rPr>
+        <w:t>PT_</w:t>
+      </w:r>
+      <w:proofErr w:type="gramStart"/>
+      <w:r>
+        <w:rPr>
+          <w:sz w:val="28"/>
+          <w:szCs w:val="28"/>
+          <w:lang w:val="en-US"/>
+        </w:rPr>
+        <w:t>ID</w:t>
+      </w:r>
+      <w:r>
+        <w:rPr>
+          <w:sz w:val="28"/>
+          <w:szCs w:val="28"/>
+          <w:lang w:val="en-US"/>
+        </w:rPr>
+        <w:t>(</w:t>
+      </w:r>
+      <w:proofErr w:type="gramEnd"/>
+      <w:r>
+        <w:rPr>
+          <w:sz w:val="28"/>
+          <w:szCs w:val="28"/>
+          <w:lang w:val="en-US"/>
+        </w:rPr>
+        <w:t>Primary key)</w:t>
+      </w:r>
+      <w:r>
+        <w:rPr>
+          <w:sz w:val="28"/>
+          <w:szCs w:val="28"/>
           <w:lang w:val="en-US"/>
         </w:rPr>
         <w:t xml:space="preserve"> from department table</w:t>
@@ -1333,6 +1979,8 @@
         <w:rPr>
           <w:b/>
           <w:bCs/>
+          <w:sz w:val="28"/>
+          <w:szCs w:val="28"/>
           <w:lang w:val="en-US"/>
         </w:rPr>
       </w:pPr>
@@ -1341,6 +1989,8 @@
           <w:b/>
           <w:bCs/>
           <w:noProof/>
+          <w:sz w:val="28"/>
+          <w:szCs w:val="28"/>
           <w:lang w:val="en-US"/>
         </w:rPr>
         <w:drawing>
@@ -1387,10 +2037,24 @@
       </w:r>
     </w:p>
     <w:p>
-      <w:r>
+      <w:pPr>
+        <w:rPr>
+          <w:sz w:val="28"/>
+          <w:szCs w:val="28"/>
+        </w:rPr>
+      </w:pPr>
+      <w:r>
+        <w:rPr>
+          <w:sz w:val="28"/>
+          <w:szCs w:val="28"/>
+        </w:rPr>
         <w:t>-&gt;</w:t>
       </w:r>
       <w:r>
+        <w:rPr>
+          <w:sz w:val="28"/>
+          <w:szCs w:val="28"/>
+        </w:rPr>
         <w:t>Save the table (</w:t>
       </w:r>
       <w:proofErr w:type="spellStart"/>
@@ -1398,42 +2062,89 @@
         <w:rPr>
           <w:b/>
           <w:bCs/>
+          <w:sz w:val="28"/>
+          <w:szCs w:val="28"/>
         </w:rPr>
         <w:t>ctrl+s</w:t>
       </w:r>
       <w:proofErr w:type="spellEnd"/>
       <w:r>
+        <w:rPr>
+          <w:sz w:val="28"/>
+          <w:szCs w:val="28"/>
+        </w:rPr>
         <w:t>), check the table(</w:t>
       </w:r>
       <w:r>
         <w:rPr>
           <w:b/>
           <w:bCs/>
+          <w:sz w:val="28"/>
+          <w:szCs w:val="28"/>
         </w:rPr>
         <w:t>ctrl+f2</w:t>
       </w:r>
-      <w:r>
-        <w:t>),and Activate the table(</w:t>
-      </w:r>
-      <w:r>
-        <w:rPr>
-          <w:b/>
-          <w:bCs/>
+      <w:proofErr w:type="gramStart"/>
+      <w:r>
+        <w:rPr>
+          <w:sz w:val="28"/>
+          <w:szCs w:val="28"/>
+        </w:rPr>
+        <w:t>),and</w:t>
+      </w:r>
+      <w:proofErr w:type="gramEnd"/>
+      <w:r>
+        <w:rPr>
+          <w:sz w:val="28"/>
+          <w:szCs w:val="28"/>
+        </w:rPr>
+        <w:t xml:space="preserve"> </w:t>
+      </w:r>
+      <w:proofErr w:type="gramStart"/>
+      <w:r>
+        <w:rPr>
+          <w:sz w:val="28"/>
+          <w:szCs w:val="28"/>
+        </w:rPr>
+        <w:t>Activate</w:t>
+      </w:r>
+      <w:proofErr w:type="gramEnd"/>
+      <w:r>
+        <w:rPr>
+          <w:sz w:val="28"/>
+          <w:szCs w:val="28"/>
+        </w:rPr>
+        <w:t xml:space="preserve"> the table(</w:t>
+      </w:r>
+      <w:r>
+        <w:rPr>
+          <w:b/>
+          <w:bCs/>
+          <w:sz w:val="28"/>
+          <w:szCs w:val="28"/>
         </w:rPr>
         <w:t>ctrl+f3</w:t>
       </w:r>
       <w:r>
+        <w:rPr>
+          <w:sz w:val="28"/>
+          <w:szCs w:val="28"/>
+        </w:rPr>
         <w:t>).</w:t>
       </w:r>
     </w:p>
     <w:p>
       <w:pPr>
         <w:rPr>
-          <w:lang w:val="en-US"/>
-        </w:rPr>
-      </w:pPr>
-      <w:r>
-        <w:rPr>
+          <w:sz w:val="28"/>
+          <w:szCs w:val="28"/>
+          <w:lang w:val="en-US"/>
+        </w:rPr>
+      </w:pPr>
+      <w:r>
+        <w:rPr>
+          <w:sz w:val="28"/>
+          <w:szCs w:val="28"/>
           <w:lang w:val="en-US"/>
         </w:rPr>
         <w:t xml:space="preserve">-&gt;Assign the foreign key </w:t>
@@ -1441,12 +2152,16 @@
       <w:proofErr w:type="spellStart"/>
       <w:r>
         <w:rPr>
+          <w:sz w:val="28"/>
+          <w:szCs w:val="28"/>
           <w:lang w:val="en-US"/>
         </w:rPr>
         <w:t>Relatioshi</w:t>
       </w:r>
       <w:r>
         <w:rPr>
+          <w:sz w:val="28"/>
+          <w:szCs w:val="28"/>
           <w:lang w:val="en-US"/>
         </w:rPr>
         <w:t>p</w:t>
@@ -1454,6 +2169,8 @@
       <w:proofErr w:type="spellEnd"/>
       <w:r>
         <w:rPr>
+          <w:sz w:val="28"/>
+          <w:szCs w:val="28"/>
           <w:lang w:val="en-US"/>
         </w:rPr>
         <w:t>:</w:t>
@@ -1462,37 +2179,67 @@
     <w:p>
       <w:pPr>
         <w:rPr>
-          <w:lang w:val="en-US"/>
-        </w:rPr>
-      </w:pPr>
-      <w:r>
-        <w:rPr>
+          <w:sz w:val="28"/>
+          <w:szCs w:val="28"/>
+          <w:lang w:val="en-US"/>
+        </w:rPr>
+      </w:pPr>
+      <w:r>
+        <w:rPr>
+          <w:sz w:val="28"/>
+          <w:szCs w:val="28"/>
           <w:lang w:val="en-US"/>
         </w:rPr>
         <w:t xml:space="preserve">    </w:t>
       </w:r>
       <w:r>
         <w:rPr>
-          <w:lang w:val="en-US"/>
-        </w:rPr>
-        <w:t xml:space="preserve">To assign foreign key </w:t>
-      </w:r>
-      <w:r>
-        <w:rPr>
-          <w:lang w:val="en-US"/>
-        </w:rPr>
-        <w:t xml:space="preserve">,select the </w:t>
-      </w:r>
-      <w:r>
-        <w:rPr>
-          <w:b/>
-          <w:bCs/>
+          <w:sz w:val="28"/>
+          <w:szCs w:val="28"/>
+          <w:lang w:val="en-US"/>
+        </w:rPr>
+        <w:t xml:space="preserve">To assign foreign </w:t>
+      </w:r>
+      <w:proofErr w:type="gramStart"/>
+      <w:r>
+        <w:rPr>
+          <w:sz w:val="28"/>
+          <w:szCs w:val="28"/>
+          <w:lang w:val="en-US"/>
+        </w:rPr>
+        <w:t xml:space="preserve">key </w:t>
+      </w:r>
+      <w:r>
+        <w:rPr>
+          <w:sz w:val="28"/>
+          <w:szCs w:val="28"/>
+          <w:lang w:val="en-US"/>
+        </w:rPr>
+        <w:t>,select</w:t>
+      </w:r>
+      <w:proofErr w:type="gramEnd"/>
+      <w:r>
+        <w:rPr>
+          <w:sz w:val="28"/>
+          <w:szCs w:val="28"/>
+          <w:lang w:val="en-US"/>
+        </w:rPr>
+        <w:t xml:space="preserve"> the </w:t>
+      </w:r>
+      <w:r>
+        <w:rPr>
+          <w:b/>
+          <w:bCs/>
+          <w:sz w:val="28"/>
+          <w:szCs w:val="28"/>
           <w:lang w:val="en-US"/>
         </w:rPr>
         <w:t>DEPT_ID</w:t>
       </w:r>
       <w:r>
         <w:rPr>
+          <w:sz w:val="28"/>
+          <w:szCs w:val="28"/>
           <w:lang w:val="en-US"/>
         </w:rPr>
         <w:t xml:space="preserve"> field in the </w:t>
@@ -1501,42 +2248,56 @@
         <w:rPr>
           <w:b/>
           <w:bCs/>
+          <w:sz w:val="28"/>
+          <w:szCs w:val="28"/>
           <w:lang w:val="en-US"/>
         </w:rPr>
         <w:t>STUD</w:t>
       </w:r>
       <w:r>
         <w:rPr>
+          <w:sz w:val="28"/>
+          <w:szCs w:val="28"/>
           <w:lang w:val="en-US"/>
         </w:rPr>
         <w:t xml:space="preserve"> table</w:t>
       </w:r>
       <w:r>
         <w:rPr>
+          <w:sz w:val="28"/>
+          <w:szCs w:val="28"/>
           <w:lang w:val="en-US"/>
         </w:rPr>
         <w:t xml:space="preserve"> and click on Foreign </w:t>
       </w:r>
       <w:r>
         <w:rPr>
+          <w:sz w:val="28"/>
+          <w:szCs w:val="28"/>
           <w:lang w:val="en-US"/>
         </w:rPr>
         <w:t>K</w:t>
       </w:r>
       <w:r>
         <w:rPr>
+          <w:sz w:val="28"/>
+          <w:szCs w:val="28"/>
           <w:lang w:val="en-US"/>
         </w:rPr>
         <w:t>ey</w:t>
       </w:r>
       <w:r>
         <w:rPr>
+          <w:sz w:val="28"/>
+          <w:szCs w:val="28"/>
           <w:lang w:val="en-US"/>
         </w:rPr>
         <w:tab/>
       </w:r>
       <w:r>
         <w:rPr>
+          <w:sz w:val="28"/>
+          <w:szCs w:val="28"/>
           <w:lang w:val="en-US"/>
         </w:rPr>
         <w:t>button</w:t>
@@ -1545,14 +2306,19 @@
     <w:p>
       <w:pPr>
         <w:rPr>
+          <w:sz w:val="28"/>
+          <w:szCs w:val="28"/>
           <w:lang w:val="en-US"/>
         </w:rPr>
       </w:pPr>
       <w:r>
         <w:rPr>
           <w:noProof/>
-          <w:lang w:val="en-US"/>
-        </w:rPr>
+          <w:sz w:val="28"/>
+          <w:szCs w:val="28"/>
+          <w:lang w:val="en-US"/>
+        </w:rPr>
+        <w:lastRenderedPageBreak/>
         <w:drawing>
           <wp:inline distT="0" distB="0" distL="0" distR="0" wp14:anchorId="1CC83882" wp14:editId="09B1531B">
             <wp:extent cx="5671766" cy="2777836"/>
@@ -1599,17 +2365,23 @@
     <w:p>
       <w:pPr>
         <w:rPr>
-          <w:lang w:val="en-US"/>
-        </w:rPr>
-      </w:pPr>
-      <w:r>
-        <w:rPr>
+          <w:sz w:val="28"/>
+          <w:szCs w:val="28"/>
+          <w:lang w:val="en-US"/>
+        </w:rPr>
+      </w:pPr>
+      <w:r>
+        <w:rPr>
+          <w:sz w:val="28"/>
+          <w:szCs w:val="28"/>
           <w:lang w:val="en-US"/>
         </w:rPr>
         <w:t>-&gt;</w:t>
       </w:r>
       <w:r>
         <w:rPr>
+          <w:sz w:val="28"/>
+          <w:szCs w:val="28"/>
           <w:lang w:val="en-US"/>
         </w:rPr>
         <w:t xml:space="preserve">And choose Cardinality </w:t>
@@ -1618,6 +2390,8 @@
         <w:rPr>
           <w:b/>
           <w:bCs/>
+          <w:sz w:val="28"/>
+          <w:szCs w:val="28"/>
           <w:lang w:val="en-US"/>
         </w:rPr>
         <w:t>C:CN</w:t>
@@ -1626,45 +2400,79 @@
         <w:rPr>
           <w:b/>
           <w:bCs/>
+          <w:sz w:val="28"/>
+          <w:szCs w:val="28"/>
           <w:lang w:val="en-US"/>
         </w:rPr>
         <w:t xml:space="preserve"> </w:t>
       </w:r>
       <w:r>
         <w:rPr>
+          <w:sz w:val="28"/>
+          <w:szCs w:val="28"/>
           <w:lang w:val="en-US"/>
         </w:rPr>
         <w:t>and Click Create Proposal</w:t>
       </w:r>
     </w:p>
     <w:p>
-      <w:r>
+      <w:pPr>
+        <w:rPr>
+          <w:sz w:val="28"/>
+          <w:szCs w:val="28"/>
+        </w:rPr>
+      </w:pPr>
+      <w:r>
+        <w:rPr>
+          <w:sz w:val="28"/>
+          <w:szCs w:val="28"/>
+        </w:rPr>
         <w:t xml:space="preserve">The system automatically proposes the field relationship between </w:t>
       </w:r>
       <w:r>
         <w:rPr>
           <w:b/>
           <w:bCs/>
+          <w:sz w:val="28"/>
+          <w:szCs w:val="28"/>
         </w:rPr>
         <w:t>ZSTUD-DEPT_ID</w:t>
       </w:r>
       <w:r>
+        <w:rPr>
+          <w:sz w:val="28"/>
+          <w:szCs w:val="28"/>
+        </w:rPr>
         <w:t xml:space="preserve"> and </w:t>
       </w:r>
       <w:r>
         <w:rPr>
           <w:b/>
           <w:bCs/>
+          <w:sz w:val="28"/>
+          <w:szCs w:val="28"/>
         </w:rPr>
         <w:t>ZDEPT-DEPT_ID</w:t>
       </w:r>
       <w:r>
+        <w:rPr>
+          <w:sz w:val="28"/>
+          <w:szCs w:val="28"/>
+        </w:rPr>
         <w:t>.</w:t>
       </w:r>
       <w:r>
+        <w:rPr>
+          <w:sz w:val="28"/>
+          <w:szCs w:val="28"/>
+        </w:rPr>
         <w:t xml:space="preserve"> </w:t>
       </w:r>
       <w:r>
+        <w:rPr>
+          <w:sz w:val="28"/>
+          <w:szCs w:val="28"/>
+        </w:rPr>
         <w:t>Save the table (</w:t>
       </w:r>
       <w:proofErr w:type="spellStart"/>
@@ -1672,80 +2480,138 @@
         <w:rPr>
           <w:b/>
           <w:bCs/>
-        </w:rPr>
-        <w:t>c</w:t>
-      </w:r>
-      <w:r>
-        <w:rPr>
-          <w:b/>
-          <w:bCs/>
-        </w:rPr>
-        <w:t>trl+</w:t>
-      </w:r>
-      <w:r>
-        <w:rPr>
-          <w:b/>
-          <w:bCs/>
+          <w:sz w:val="28"/>
+          <w:szCs w:val="28"/>
+        </w:rPr>
+        <w:t>ctrl+</w:t>
+      </w:r>
+      <w:r>
+        <w:rPr>
+          <w:b/>
+          <w:bCs/>
+          <w:sz w:val="28"/>
+          <w:szCs w:val="28"/>
         </w:rPr>
         <w:t>s</w:t>
       </w:r>
       <w:proofErr w:type="spellEnd"/>
       <w:r>
+        <w:rPr>
+          <w:sz w:val="28"/>
+          <w:szCs w:val="28"/>
+        </w:rPr>
         <w:t>), check the table(</w:t>
       </w:r>
       <w:r>
         <w:rPr>
           <w:b/>
           <w:bCs/>
+          <w:sz w:val="28"/>
+          <w:szCs w:val="28"/>
         </w:rPr>
         <w:t>ctrl+f2</w:t>
       </w:r>
       <w:r>
+        <w:rPr>
+          <w:sz w:val="28"/>
+          <w:szCs w:val="28"/>
+        </w:rPr>
         <w:t>),</w:t>
       </w:r>
       <w:r>
+        <w:rPr>
+          <w:sz w:val="28"/>
+          <w:szCs w:val="28"/>
+        </w:rPr>
         <w:t xml:space="preserve"> </w:t>
       </w:r>
       <w:r>
+        <w:rPr>
+          <w:sz w:val="28"/>
+          <w:szCs w:val="28"/>
+        </w:rPr>
         <w:t>and</w:t>
       </w:r>
       <w:r>
+        <w:rPr>
+          <w:sz w:val="28"/>
+          <w:szCs w:val="28"/>
+        </w:rPr>
         <w:t xml:space="preserve"> a</w:t>
       </w:r>
       <w:r>
+        <w:rPr>
+          <w:sz w:val="28"/>
+          <w:szCs w:val="28"/>
+        </w:rPr>
         <w:t>ctivate the table(</w:t>
       </w:r>
       <w:r>
         <w:rPr>
           <w:b/>
           <w:bCs/>
+          <w:sz w:val="28"/>
+          <w:szCs w:val="28"/>
         </w:rPr>
         <w:t>ctrl+f3</w:t>
       </w:r>
       <w:r>
+        <w:rPr>
+          <w:sz w:val="28"/>
+          <w:szCs w:val="28"/>
+        </w:rPr>
         <w:t>).</w:t>
       </w:r>
     </w:p>
     <w:p>
-      <w:r>
+      <w:pPr>
+        <w:rPr>
+          <w:sz w:val="28"/>
+          <w:szCs w:val="28"/>
+        </w:rPr>
+      </w:pPr>
+      <w:r>
+        <w:rPr>
+          <w:sz w:val="28"/>
+          <w:szCs w:val="28"/>
+        </w:rPr>
         <w:t>-&gt;</w:t>
       </w:r>
       <w:r>
+        <w:rPr>
+          <w:sz w:val="28"/>
+          <w:szCs w:val="28"/>
+        </w:rPr>
         <w:t>Create</w:t>
       </w:r>
       <w:r>
+        <w:rPr>
+          <w:sz w:val="28"/>
+          <w:szCs w:val="28"/>
+        </w:rPr>
         <w:t xml:space="preserve"> entries to the DEPT table</w:t>
       </w:r>
       <w:r>
+        <w:rPr>
+          <w:sz w:val="28"/>
+          <w:szCs w:val="28"/>
+        </w:rPr>
         <w:t>:</w:t>
       </w:r>
     </w:p>
     <w:p>
+      <w:pPr>
+        <w:rPr>
+          <w:sz w:val="28"/>
+          <w:szCs w:val="28"/>
+        </w:rPr>
+      </w:pPr>
       <w:r>
         <w:rPr>
           <w:noProof/>
-        </w:rPr>
-        <w:lastRenderedPageBreak/>
+          <w:sz w:val="28"/>
+          <w:szCs w:val="28"/>
+        </w:rPr>
         <w:drawing>
           <wp:inline distT="0" distB="0" distL="0" distR="0" wp14:anchorId="4DB22A5E" wp14:editId="47104984">
             <wp:extent cx="4663844" cy="2263336"/>
@@ -1795,41 +2661,55 @@
           <w:tab w:val="left" w:pos="1147"/>
         </w:tabs>
         <w:rPr>
-          <w:lang w:val="en-US"/>
-        </w:rPr>
-      </w:pPr>
-      <w:r>
-        <w:rPr>
+          <w:sz w:val="28"/>
+          <w:szCs w:val="28"/>
+          <w:lang w:val="en-US"/>
+        </w:rPr>
+      </w:pPr>
+      <w:r>
+        <w:rPr>
+          <w:sz w:val="28"/>
+          <w:szCs w:val="28"/>
           <w:lang w:val="en-US"/>
         </w:rPr>
         <w:t>-&gt;</w:t>
       </w:r>
       <w:r>
         <w:rPr>
+          <w:sz w:val="28"/>
+          <w:szCs w:val="28"/>
           <w:lang w:val="en-US"/>
         </w:rPr>
         <w:t xml:space="preserve">Create </w:t>
       </w:r>
       <w:r>
         <w:rPr>
+          <w:sz w:val="28"/>
+          <w:szCs w:val="28"/>
           <w:lang w:val="en-US"/>
         </w:rPr>
         <w:t>entri</w:t>
       </w:r>
       <w:r>
         <w:rPr>
+          <w:sz w:val="28"/>
+          <w:szCs w:val="28"/>
           <w:lang w:val="en-US"/>
         </w:rPr>
         <w:t>e</w:t>
       </w:r>
       <w:r>
         <w:rPr>
+          <w:sz w:val="28"/>
+          <w:szCs w:val="28"/>
           <w:lang w:val="en-US"/>
         </w:rPr>
         <w:t xml:space="preserve">s to </w:t>
       </w:r>
       <w:r>
         <w:rPr>
+          <w:sz w:val="28"/>
+          <w:szCs w:val="28"/>
           <w:lang w:val="en-US"/>
         </w:rPr>
         <w:t>STUD table:</w:t>
@@ -1841,14 +2721,19 @@
           <w:tab w:val="left" w:pos="1147"/>
         </w:tabs>
         <w:rPr>
+          <w:sz w:val="28"/>
+          <w:szCs w:val="28"/>
           <w:lang w:val="en-US"/>
         </w:rPr>
       </w:pPr>
       <w:r>
         <w:rPr>
           <w:noProof/>
-          <w:lang w:val="en-US"/>
-        </w:rPr>
+          <w:sz w:val="28"/>
+          <w:szCs w:val="28"/>
+          <w:lang w:val="en-US"/>
+        </w:rPr>
+        <w:lastRenderedPageBreak/>
         <w:drawing>
           <wp:inline distT="0" distB="0" distL="0" distR="0" wp14:anchorId="58DCE5F5" wp14:editId="2D6EC511">
             <wp:extent cx="4671465" cy="2110923"/>
@@ -1897,26 +2782,45 @@
         <w:tabs>
           <w:tab w:val="left" w:pos="1147"/>
         </w:tabs>
-      </w:pPr>
-      <w:r>
-        <w:t>-&gt;</w:t>
-      </w:r>
-      <w:r>
-        <w:t>After assigning the foreign key, the system ensures that only valid department IDs from the DEPT table can be entered in the STUD table</w:t>
-      </w:r>
-      <w:r>
+        <w:rPr>
+          <w:sz w:val="28"/>
+          <w:szCs w:val="28"/>
+        </w:rPr>
+      </w:pPr>
+      <w:r>
+        <w:rPr>
+          <w:sz w:val="28"/>
+          <w:szCs w:val="28"/>
+        </w:rPr>
+        <w:t>-&gt;After assigning the foreign key, the system ensures that only valid department IDs from the DEPT table can be entered in the STUD table</w:t>
+      </w:r>
+      <w:r>
+        <w:rPr>
+          <w:sz w:val="28"/>
+          <w:szCs w:val="28"/>
+        </w:rPr>
         <w:t xml:space="preserve"> </w:t>
       </w:r>
       <w:r>
+        <w:rPr>
+          <w:sz w:val="28"/>
+          <w:szCs w:val="28"/>
+        </w:rPr>
         <w:t>(DEPT_ID)</w:t>
       </w:r>
       <w:r>
+        <w:rPr>
+          <w:sz w:val="28"/>
+          <w:szCs w:val="28"/>
+        </w:rPr>
         <w:t>.</w:t>
       </w:r>
       <w:r>
         <w:rPr>
           <w:rFonts w:ascii="Arial" w:hAnsi="Arial" w:cs="Arial"/>
           <w:color w:val="223548"/>
+          <w:sz w:val="28"/>
+          <w:szCs w:val="28"/>
           <w:shd w:val="clear" w:color="auto" w:fill="FFFFFF"/>
         </w:rPr>
         <w:t xml:space="preserve"> </w:t>
@@ -1925,11 +2829,17 @@
         <w:rPr>
           <w:rFonts w:ascii="Arial" w:hAnsi="Arial" w:cs="Arial"/>
           <w:color w:val="223548"/>
+          <w:sz w:val="28"/>
+          <w:szCs w:val="28"/>
           <w:shd w:val="clear" w:color="auto" w:fill="FFFFFF"/>
         </w:rPr>
         <w:t> </w:t>
       </w:r>
       <w:r>
+        <w:rPr>
+          <w:sz w:val="28"/>
+          <w:szCs w:val="28"/>
+        </w:rPr>
         <w:br/>
         <w:t>If a department ID does not exist in the DEPT table, the system will not allow it to be saved in the STUD table.</w:t>
       </w:r>
@@ -1939,61 +2849,103 @@
         <w:rPr>
           <w:b/>
           <w:bCs/>
-          <w:lang w:val="en-US"/>
-        </w:rPr>
-      </w:pPr>
-      <w:r>
-        <w:rPr>
-          <w:b/>
-          <w:bCs/>
+          <w:sz w:val="28"/>
+          <w:szCs w:val="28"/>
+          <w:lang w:val="en-US"/>
+        </w:rPr>
+      </w:pPr>
+      <w:r>
+        <w:rPr>
+          <w:b/>
+          <w:bCs/>
+          <w:sz w:val="28"/>
+          <w:szCs w:val="28"/>
           <w:lang w:val="en-US"/>
         </w:rPr>
         <w:t>3. What is value table and its uses?</w:t>
       </w:r>
     </w:p>
     <w:p>
-      <w:r>
-        <w:rPr>
+      <w:pPr>
+        <w:rPr>
+          <w:sz w:val="28"/>
+          <w:szCs w:val="28"/>
+        </w:rPr>
+      </w:pPr>
+      <w:r>
+        <w:rPr>
+          <w:sz w:val="28"/>
+          <w:szCs w:val="28"/>
           <w:lang w:val="en-US"/>
         </w:rPr>
         <w:t xml:space="preserve">-&gt; </w:t>
       </w:r>
       <w:r>
+        <w:rPr>
+          <w:sz w:val="28"/>
+          <w:szCs w:val="28"/>
+        </w:rPr>
         <w:t xml:space="preserve">A value table is a table that </w:t>
       </w:r>
       <w:r>
         <w:rPr>
           <w:b/>
           <w:bCs/>
+          <w:sz w:val="28"/>
+          <w:szCs w:val="28"/>
         </w:rPr>
         <w:t>provides a list of valid values for a field</w:t>
       </w:r>
       <w:r>
+        <w:rPr>
+          <w:sz w:val="28"/>
+          <w:szCs w:val="28"/>
+        </w:rPr>
         <w:t>.</w:t>
       </w:r>
       <w:r>
+        <w:rPr>
+          <w:sz w:val="28"/>
+          <w:szCs w:val="28"/>
+        </w:rPr>
         <w:t xml:space="preserve"> </w:t>
       </w:r>
       <w:r>
+        <w:rPr>
+          <w:sz w:val="28"/>
+          <w:szCs w:val="28"/>
+        </w:rPr>
         <w:t>It is linked to a domain in the Data Dictionary and helps control what data users can enter.</w:t>
       </w:r>
     </w:p>
     <w:p>
-      <w:r>
-        <w:t>(</w:t>
-      </w:r>
-      <w:r>
-        <w:t>A value table defines the set of valid values that a field can accept.</w:t>
-      </w:r>
-      <w:r>
-        <w:t>)</w:t>
-      </w:r>
-    </w:p>
-    <w:p>
-      <w:r>
-        <w:rPr>
-          <w:b/>
-          <w:bCs/>
+      <w:pPr>
+        <w:rPr>
+          <w:sz w:val="28"/>
+          <w:szCs w:val="28"/>
+        </w:rPr>
+      </w:pPr>
+      <w:r>
+        <w:rPr>
+          <w:sz w:val="28"/>
+          <w:szCs w:val="28"/>
+        </w:rPr>
+        <w:t>(A value table defines the set of valid values that a field can accept.)</w:t>
+      </w:r>
+    </w:p>
+    <w:p>
+      <w:pPr>
+        <w:rPr>
+          <w:sz w:val="28"/>
+          <w:szCs w:val="28"/>
+        </w:rPr>
+      </w:pPr>
+      <w:r>
+        <w:rPr>
+          <w:b/>
+          <w:bCs/>
+          <w:sz w:val="28"/>
+          <w:szCs w:val="28"/>
         </w:rPr>
         <w:t>Uses:</w:t>
       </w:r>
@@ -2004,8 +2956,16 @@
           <w:ilvl w:val="0"/>
           <w:numId w:val="3"/>
         </w:numPr>
-      </w:pPr>
-      <w:r>
+        <w:rPr>
+          <w:sz w:val="28"/>
+          <w:szCs w:val="28"/>
+        </w:rPr>
+      </w:pPr>
+      <w:r>
+        <w:rPr>
+          <w:sz w:val="28"/>
+          <w:szCs w:val="28"/>
+        </w:rPr>
         <w:t>Restricts incorrect data entry</w:t>
       </w:r>
     </w:p>
@@ -2015,8 +2975,16 @@
           <w:ilvl w:val="0"/>
           <w:numId w:val="3"/>
         </w:numPr>
-      </w:pPr>
-      <w:r>
+        <w:rPr>
+          <w:sz w:val="28"/>
+          <w:szCs w:val="28"/>
+        </w:rPr>
+      </w:pPr>
+      <w:r>
+        <w:rPr>
+          <w:sz w:val="28"/>
+          <w:szCs w:val="28"/>
+        </w:rPr>
         <w:t>Improves data consistency</w:t>
       </w:r>
     </w:p>
@@ -2026,8 +2994,16 @@
           <w:ilvl w:val="0"/>
           <w:numId w:val="3"/>
         </w:numPr>
-      </w:pPr>
-      <w:r>
+        <w:rPr>
+          <w:sz w:val="28"/>
+          <w:szCs w:val="28"/>
+        </w:rPr>
+      </w:pPr>
+      <w:r>
+        <w:rPr>
+          <w:sz w:val="28"/>
+          <w:szCs w:val="28"/>
+        </w:rPr>
         <w:t>Provides dropdown/input help</w:t>
       </w:r>
     </w:p>
@@ -2037,8 +3013,16 @@
           <w:ilvl w:val="0"/>
           <w:numId w:val="3"/>
         </w:numPr>
-      </w:pPr>
-      <w:r>
+        <w:rPr>
+          <w:sz w:val="28"/>
+          <w:szCs w:val="28"/>
+        </w:rPr>
+      </w:pPr>
+      <w:r>
+        <w:rPr>
+          <w:sz w:val="28"/>
+          <w:szCs w:val="28"/>
+        </w:rPr>
         <w:t>Acts as a reference for foreign keys</w:t>
       </w:r>
     </w:p>
@@ -2065,8 +3049,7 @@
           <w:lang w:eastAsia="en-IN"/>
           <w14:ligatures w14:val="none"/>
         </w:rPr>
-        <w:lastRenderedPageBreak/>
-        <w:t>4.</w:t>
+        <w:t>4.Differen</w:t>
       </w:r>
       <w:r>
         <w:rPr>
@@ -2078,7 +3061,7 @@
           <w:lang w:eastAsia="en-IN"/>
           <w14:ligatures w14:val="none"/>
         </w:rPr>
-        <w:t>Differen</w:t>
+        <w:t>ce</w:t>
       </w:r>
       <w:r>
         <w:rPr>
@@ -2090,9 +3073,12 @@
           <w:lang w:eastAsia="en-IN"/>
           <w14:ligatures w14:val="none"/>
         </w:rPr>
-        <w:t>ce</w:t>
-      </w:r>
-      <w:r>
+        <w:t xml:space="preserve"> between check &amp; value Table?</w:t>
+      </w:r>
+    </w:p>
+    <w:p>
+      <w:pPr>
+        <w:spacing w:after="0" w:line="240" w:lineRule="auto"/>
         <w:rPr>
           <w:rFonts w:ascii="Calibri" w:eastAsia="Times New Roman" w:hAnsi="Calibri" w:cs="Calibri"/>
           <w:color w:val="000000"/>
@@ -2102,21 +3088,6 @@
           <w:lang w:eastAsia="en-IN"/>
           <w14:ligatures w14:val="none"/>
         </w:rPr>
-        <w:t xml:space="preserve"> between check &amp; value Table?</w:t>
-      </w:r>
-    </w:p>
-    <w:p>
-      <w:pPr>
-        <w:spacing w:after="0" w:line="240" w:lineRule="auto"/>
-        <w:rPr>
-          <w:rFonts w:ascii="Calibri" w:eastAsia="Times New Roman" w:hAnsi="Calibri" w:cs="Calibri"/>
-          <w:color w:val="000000"/>
-          <w:kern w:val="0"/>
-          <w:sz w:val="28"/>
-          <w:szCs w:val="28"/>
-          <w:lang w:eastAsia="en-IN"/>
-          <w14:ligatures w14:val="none"/>
-        </w:rPr>
       </w:pPr>
     </w:p>
     <w:p>
@@ -2124,44 +3095,72 @@
         <w:tabs>
           <w:tab w:val="left" w:pos="1147"/>
         </w:tabs>
-      </w:pPr>
-      <w:r>
-        <w:rPr>
+        <w:rPr>
+          <w:sz w:val="28"/>
+          <w:szCs w:val="28"/>
+        </w:rPr>
+      </w:pPr>
+      <w:r>
+        <w:rPr>
+          <w:sz w:val="28"/>
+          <w:szCs w:val="28"/>
           <w:lang w:val="en-US"/>
         </w:rPr>
         <w:t>-&gt;</w:t>
       </w:r>
       <w:r>
+        <w:rPr>
+          <w:sz w:val="28"/>
+          <w:szCs w:val="28"/>
+        </w:rPr>
         <w:t xml:space="preserve">A </w:t>
       </w:r>
       <w:r>
         <w:rPr>
           <w:b/>
           <w:bCs/>
+          <w:sz w:val="28"/>
+          <w:szCs w:val="28"/>
         </w:rPr>
         <w:t>check table</w:t>
       </w:r>
       <w:r>
+        <w:rPr>
+          <w:sz w:val="28"/>
+          <w:szCs w:val="28"/>
+        </w:rPr>
         <w:t xml:space="preserve"> is used to </w:t>
       </w:r>
       <w:r>
         <w:rPr>
           <w:b/>
           <w:bCs/>
+          <w:sz w:val="28"/>
+          <w:szCs w:val="28"/>
         </w:rPr>
         <w:t>validate the values</w:t>
       </w:r>
       <w:r>
+        <w:rPr>
+          <w:sz w:val="28"/>
+          <w:szCs w:val="28"/>
+        </w:rPr>
         <w:t xml:space="preserve"> entered in a foreign key field. It ensures that the value entered in a field exists in another table. When a user enters data, SAP checks the check table to allow or reject the value. Check tables mainly help in maintaining </w:t>
       </w:r>
       <w:r>
         <w:rPr>
           <w:b/>
           <w:bCs/>
+          <w:sz w:val="28"/>
+          <w:szCs w:val="28"/>
         </w:rPr>
         <w:t>data consistency and integrity</w:t>
       </w:r>
       <w:r>
+        <w:rPr>
+          <w:sz w:val="28"/>
+          <w:szCs w:val="28"/>
+        </w:rPr>
         <w:t>.</w:t>
       </w:r>
     </w:p>
@@ -2173,18 +3172,23 @@
         <w:rPr>
           <w:b/>
           <w:bCs/>
-        </w:rPr>
-      </w:pPr>
-      <w:r>
-        <w:t>*</w:t>
-      </w:r>
-      <w:r>
-        <w:t xml:space="preserve">A </w:t>
-      </w:r>
-      <w:r>
-        <w:rPr>
-          <w:b/>
-          <w:bCs/>
+          <w:sz w:val="28"/>
+          <w:szCs w:val="28"/>
+        </w:rPr>
+      </w:pPr>
+      <w:r>
+        <w:rPr>
+          <w:sz w:val="28"/>
+          <w:szCs w:val="28"/>
+        </w:rPr>
+        <w:t xml:space="preserve">*A </w:t>
+      </w:r>
+      <w:r>
+        <w:rPr>
+          <w:b/>
+          <w:bCs/>
+          <w:sz w:val="28"/>
+          <w:szCs w:val="28"/>
         </w:rPr>
         <w:t>check table controls what values are allowed</w:t>
       </w:r>
@@ -2197,21 +3201,19 @@
         <w:rPr>
           <w:b/>
           <w:bCs/>
-        </w:rPr>
-      </w:pPr>
-      <w:r>
-        <w:rPr>
-          <w:b/>
-          <w:bCs/>
-        </w:rPr>
-        <w:t>*</w:t>
-      </w:r>
-      <w:r>
-        <w:rPr>
-          <w:b/>
-          <w:bCs/>
-        </w:rPr>
-        <w:t>A check table works during data validation</w:t>
+          <w:sz w:val="28"/>
+          <w:szCs w:val="28"/>
+        </w:rPr>
+      </w:pPr>
+      <w:r>
+        <w:rPr>
+          <w:b/>
+          <w:bCs/>
+          <w:sz w:val="28"/>
+          <w:szCs w:val="28"/>
+        </w:rPr>
+        <w:lastRenderedPageBreak/>
+        <w:t>*A check table works during data validation</w:t>
       </w:r>
     </w:p>
     <w:p>
@@ -2222,21 +3224,18 @@
         <w:rPr>
           <w:b/>
           <w:bCs/>
-        </w:rPr>
-      </w:pPr>
-      <w:r>
-        <w:rPr>
-          <w:b/>
-          <w:bCs/>
-        </w:rPr>
-        <w:t>*</w:t>
-      </w:r>
-      <w:r>
-        <w:rPr>
-          <w:b/>
-          <w:bCs/>
-        </w:rPr>
-        <w:t>A check table is defined through a foreign key relationship</w:t>
+          <w:sz w:val="28"/>
+          <w:szCs w:val="28"/>
+        </w:rPr>
+      </w:pPr>
+      <w:r>
+        <w:rPr>
+          <w:b/>
+          <w:bCs/>
+          <w:sz w:val="28"/>
+          <w:szCs w:val="28"/>
+        </w:rPr>
+        <w:t>*A check table is defined through a foreign key relationship</w:t>
       </w:r>
     </w:p>
     <w:p>
@@ -2244,11 +3243,17 @@
         <w:tabs>
           <w:tab w:val="left" w:pos="1147"/>
         </w:tabs>
-      </w:pPr>
-      <w:r>
-        <w:rPr>
-          <w:b/>
-          <w:bCs/>
+        <w:rPr>
+          <w:sz w:val="28"/>
+          <w:szCs w:val="28"/>
+        </w:rPr>
+      </w:pPr>
+      <w:r>
+        <w:rPr>
+          <w:b/>
+          <w:bCs/>
+          <w:sz w:val="28"/>
+          <w:szCs w:val="28"/>
         </w:rPr>
         <w:t>*Field level validation</w:t>
       </w:r>
@@ -2258,41 +3263,64 @@
         <w:tabs>
           <w:tab w:val="left" w:pos="1147"/>
         </w:tabs>
-      </w:pPr>
-      <w:r>
-        <w:t>-&gt;</w:t>
-      </w:r>
-      <w:r>
-        <w:t xml:space="preserve">A </w:t>
-      </w:r>
-      <w:r>
-        <w:rPr>
-          <w:b/>
-          <w:bCs/>
+        <w:rPr>
+          <w:sz w:val="28"/>
+          <w:szCs w:val="28"/>
+        </w:rPr>
+      </w:pPr>
+      <w:r>
+        <w:rPr>
+          <w:sz w:val="28"/>
+          <w:szCs w:val="28"/>
+        </w:rPr>
+        <w:t xml:space="preserve">-&gt;A </w:t>
+      </w:r>
+      <w:r>
+        <w:rPr>
+          <w:b/>
+          <w:bCs/>
+          <w:sz w:val="28"/>
+          <w:szCs w:val="28"/>
         </w:rPr>
         <w:t>value table</w:t>
       </w:r>
       <w:r>
+        <w:rPr>
+          <w:sz w:val="28"/>
+          <w:szCs w:val="28"/>
+        </w:rPr>
         <w:t xml:space="preserve"> is used to </w:t>
       </w:r>
       <w:r>
         <w:rPr>
           <w:b/>
           <w:bCs/>
+          <w:sz w:val="28"/>
+          <w:szCs w:val="28"/>
         </w:rPr>
         <w:t>provide possible values (F4 help)</w:t>
       </w:r>
       <w:r>
+        <w:rPr>
+          <w:sz w:val="28"/>
+          <w:szCs w:val="28"/>
+        </w:rPr>
         <w:t xml:space="preserve"> for a field. It suggests a list of allowed values to the user while entering data. Value tables are mainly used for </w:t>
       </w:r>
       <w:r>
         <w:rPr>
           <w:b/>
           <w:bCs/>
+          <w:sz w:val="28"/>
+          <w:szCs w:val="28"/>
         </w:rPr>
         <w:t>input help</w:t>
       </w:r>
       <w:r>
+        <w:rPr>
+          <w:sz w:val="28"/>
+          <w:szCs w:val="28"/>
+        </w:rPr>
         <w:t>, not for enforcing strict validation.</w:t>
       </w:r>
     </w:p>
@@ -2302,11 +3330,15 @@
           <w:tab w:val="left" w:pos="1147"/>
         </w:tabs>
         <w:rPr>
-          <w:lang w:val="en-US"/>
-        </w:rPr>
-      </w:pPr>
-      <w:r>
-        <w:rPr>
+          <w:sz w:val="28"/>
+          <w:szCs w:val="28"/>
+          <w:lang w:val="en-US"/>
+        </w:rPr>
+      </w:pPr>
+      <w:r>
+        <w:rPr>
+          <w:sz w:val="28"/>
+          <w:szCs w:val="28"/>
           <w:lang w:val="en-US"/>
         </w:rPr>
         <w:t>*</w:t>
@@ -2315,17 +3347,16 @@
         <w:rPr>
           <w:b/>
           <w:bCs/>
-        </w:rPr>
-        <w:t>V</w:t>
-      </w:r>
-      <w:r>
-        <w:rPr>
-          <w:b/>
-          <w:bCs/>
-        </w:rPr>
-        <w:t>alue table helps the user choose a value</w:t>
-      </w:r>
-      <w:r>
+          <w:sz w:val="28"/>
+          <w:szCs w:val="28"/>
+        </w:rPr>
+        <w:t>Value table helps the user choose a value</w:t>
+      </w:r>
+      <w:r>
+        <w:rPr>
+          <w:sz w:val="28"/>
+          <w:szCs w:val="28"/>
+        </w:rPr>
         <w:t>.</w:t>
       </w:r>
     </w:p>
@@ -2335,11 +3366,15 @@
           <w:tab w:val="left" w:pos="1147"/>
         </w:tabs>
         <w:rPr>
-          <w:lang w:val="en-US"/>
-        </w:rPr>
-      </w:pPr>
-      <w:r>
-        <w:rPr>
+          <w:sz w:val="28"/>
+          <w:szCs w:val="28"/>
+          <w:lang w:val="en-US"/>
+        </w:rPr>
+      </w:pPr>
+      <w:r>
+        <w:rPr>
+          <w:sz w:val="28"/>
+          <w:szCs w:val="28"/>
           <w:lang w:val="en-US"/>
         </w:rPr>
         <w:t>*</w:t>
@@ -2348,16 +3383,24 @@
         <w:rPr>
           <w:b/>
           <w:bCs/>
+          <w:sz w:val="28"/>
+          <w:szCs w:val="28"/>
         </w:rPr>
         <w:t>Value table works during</w:t>
       </w:r>
       <w:r>
+        <w:rPr>
+          <w:sz w:val="28"/>
+          <w:szCs w:val="28"/>
+        </w:rPr>
         <w:t xml:space="preserve"> </w:t>
       </w:r>
       <w:r>
         <w:rPr>
           <w:b/>
           <w:bCs/>
+          <w:sz w:val="28"/>
+          <w:szCs w:val="28"/>
         </w:rPr>
         <w:t>data selection</w:t>
       </w:r>
@@ -2367,9 +3410,15 @@
         <w:tabs>
           <w:tab w:val="left" w:pos="1147"/>
         </w:tabs>
-      </w:pPr>
-      <w:r>
-        <w:rPr>
+        <w:rPr>
+          <w:sz w:val="28"/>
+          <w:szCs w:val="28"/>
+        </w:rPr>
+      </w:pPr>
+      <w:r>
+        <w:rPr>
+          <w:sz w:val="28"/>
+          <w:szCs w:val="28"/>
           <w:lang w:val="en-US"/>
         </w:rPr>
         <w:t>*</w:t>
@@ -2378,6 +3427,8 @@
         <w:rPr>
           <w:b/>
           <w:bCs/>
+          <w:sz w:val="28"/>
+          <w:szCs w:val="28"/>
         </w:rPr>
         <w:t>D</w:t>
       </w:r>
@@ -2385,6 +3436,8 @@
         <w:rPr>
           <w:b/>
           <w:bCs/>
+          <w:sz w:val="28"/>
+          <w:szCs w:val="28"/>
         </w:rPr>
         <w:t>omain level</w:t>
       </w:r>
@@ -2392,10 +3445,16 @@
         <w:rPr>
           <w:b/>
           <w:bCs/>
+          <w:sz w:val="28"/>
+          <w:szCs w:val="28"/>
         </w:rPr>
         <w:t xml:space="preserve"> validation</w:t>
       </w:r>
       <w:r>
+        <w:rPr>
+          <w:sz w:val="28"/>
+          <w:szCs w:val="28"/>
+        </w:rPr>
         <w:t>.</w:t>
       </w:r>
     </w:p>
@@ -2404,6 +3463,10 @@
         <w:tabs>
           <w:tab w:val="left" w:pos="1147"/>
         </w:tabs>
+        <w:rPr>
+          <w:sz w:val="28"/>
+          <w:szCs w:val="28"/>
+        </w:rPr>
       </w:pPr>
     </w:p>
     <w:p>
@@ -2421,6 +3484,10 @@
         </w:rPr>
       </w:pPr>
       <w:r>
+        <w:rPr>
+          <w:sz w:val="28"/>
+          <w:szCs w:val="28"/>
+        </w:rPr>
         <w:t>5.</w:t>
       </w:r>
       <w:r>
@@ -2443,34 +3510,56 @@
         <w:tabs>
           <w:tab w:val="left" w:pos="1147"/>
         </w:tabs>
-      </w:pPr>
-      <w:r>
-        <w:rPr>
+        <w:rPr>
+          <w:sz w:val="28"/>
+          <w:szCs w:val="28"/>
+        </w:rPr>
+      </w:pPr>
+      <w:r>
+        <w:rPr>
+          <w:sz w:val="28"/>
+          <w:szCs w:val="28"/>
           <w:lang w:val="en-US"/>
         </w:rPr>
         <w:t>-&gt;</w:t>
       </w:r>
       <w:r>
+        <w:rPr>
+          <w:sz w:val="28"/>
+          <w:szCs w:val="28"/>
+        </w:rPr>
         <w:t xml:space="preserve">The </w:t>
       </w:r>
       <w:r>
         <w:rPr>
           <w:b/>
           <w:bCs/>
+          <w:sz w:val="28"/>
+          <w:szCs w:val="28"/>
         </w:rPr>
         <w:t>Foreign Key Summary</w:t>
       </w:r>
       <w:r>
+        <w:rPr>
+          <w:sz w:val="28"/>
+          <w:szCs w:val="28"/>
+        </w:rPr>
         <w:t xml:space="preserve"> is used to </w:t>
       </w:r>
       <w:r>
         <w:rPr>
           <w:b/>
           <w:bCs/>
+          <w:sz w:val="28"/>
+          <w:szCs w:val="28"/>
         </w:rPr>
         <w:t>display and manage all foreign key relationships</w:t>
       </w:r>
       <w:r>
+        <w:rPr>
+          <w:sz w:val="28"/>
+          <w:szCs w:val="28"/>
+        </w:rPr>
         <w:t xml:space="preserve"> of a table in one place</w:t>
       </w:r>
     </w:p>
@@ -2479,8 +3568,16 @@
         <w:tabs>
           <w:tab w:val="left" w:pos="1147"/>
         </w:tabs>
-      </w:pPr>
-      <w:r>
+        <w:rPr>
+          <w:sz w:val="28"/>
+          <w:szCs w:val="28"/>
+        </w:rPr>
+      </w:pPr>
+      <w:r>
+        <w:rPr>
+          <w:sz w:val="28"/>
+          <w:szCs w:val="28"/>
+        </w:rPr>
         <w:t>It shows which fields of a table are linked to which check tables</w:t>
       </w:r>
     </w:p>
@@ -2489,18 +3586,32 @@
         <w:tabs>
           <w:tab w:val="left" w:pos="1147"/>
         </w:tabs>
-      </w:pPr>
-      <w:r>
+        <w:rPr>
+          <w:sz w:val="28"/>
+          <w:szCs w:val="28"/>
+        </w:rPr>
+      </w:pPr>
+      <w:r>
+        <w:rPr>
+          <w:sz w:val="28"/>
+          <w:szCs w:val="28"/>
+        </w:rPr>
         <w:t xml:space="preserve">Foreign key summary helps developers </w:t>
       </w:r>
       <w:r>
         <w:rPr>
           <w:b/>
           <w:bCs/>
+          <w:sz w:val="28"/>
+          <w:szCs w:val="28"/>
         </w:rPr>
         <w:t>understand table relationships quickly</w:t>
       </w:r>
       <w:r>
+        <w:rPr>
+          <w:sz w:val="28"/>
+          <w:szCs w:val="28"/>
+        </w:rPr>
         <w:t xml:space="preserve"> without opening each field individually.</w:t>
       </w:r>
     </w:p>
@@ -2509,107 +3620,33 @@
         <w:tabs>
           <w:tab w:val="left" w:pos="1147"/>
         </w:tabs>
-      </w:pPr>
-      <w:r>
+        <w:rPr>
+          <w:sz w:val="28"/>
+          <w:szCs w:val="28"/>
+        </w:rPr>
+      </w:pPr>
+      <w:r>
+        <w:rPr>
+          <w:sz w:val="28"/>
+          <w:szCs w:val="28"/>
+        </w:rPr>
         <w:t xml:space="preserve">Using the foreign key summary, we can </w:t>
       </w:r>
       <w:r>
         <w:rPr>
           <w:b/>
           <w:bCs/>
+          <w:sz w:val="28"/>
+          <w:szCs w:val="28"/>
         </w:rPr>
         <w:t>create, change, or delete foreign keys</w:t>
       </w:r>
       <w:r>
+        <w:rPr>
+          <w:sz w:val="28"/>
+          <w:szCs w:val="28"/>
+        </w:rPr>
         <w:t xml:space="preserve"> and also check details such as cardinality, check table, and field mapping.</w:t>
-      </w:r>
-    </w:p>
-    <w:p>
-      <w:pPr>
-        <w:spacing w:after="0" w:line="240" w:lineRule="auto"/>
-        <w:rPr>
-          <w:rFonts w:ascii="Calibri" w:eastAsia="Times New Roman" w:hAnsi="Calibri" w:cs="Calibri"/>
-          <w:b/>
-          <w:bCs/>
-          <w:color w:val="000000"/>
-          <w:kern w:val="0"/>
-          <w:sz w:val="28"/>
-          <w:szCs w:val="28"/>
-          <w:lang w:eastAsia="en-IN"/>
-          <w14:ligatures w14:val="none"/>
-        </w:rPr>
-      </w:pPr>
-      <w:r>
-        <w:rPr>
-          <w:rFonts w:ascii="Calibri" w:eastAsia="Times New Roman" w:hAnsi="Calibri" w:cs="Calibri"/>
-          <w:b/>
-          <w:bCs/>
-          <w:color w:val="000000"/>
-          <w:kern w:val="0"/>
-          <w:sz w:val="28"/>
-          <w:szCs w:val="28"/>
-          <w:lang w:eastAsia="en-IN"/>
-          <w14:ligatures w14:val="none"/>
-        </w:rPr>
-        <w:t>6</w:t>
-      </w:r>
-      <w:r>
-        <w:rPr>
-          <w:rFonts w:ascii="Calibri" w:eastAsia="Times New Roman" w:hAnsi="Calibri" w:cs="Calibri"/>
-          <w:b/>
-          <w:bCs/>
-          <w:color w:val="000000"/>
-          <w:kern w:val="0"/>
-          <w:sz w:val="28"/>
-          <w:szCs w:val="28"/>
-          <w:lang w:eastAsia="en-IN"/>
-          <w14:ligatures w14:val="none"/>
-        </w:rPr>
-        <w:t>.</w:t>
-      </w:r>
-      <w:r>
-        <w:rPr>
-          <w:rFonts w:ascii="Calibri" w:eastAsia="Times New Roman" w:hAnsi="Calibri" w:cs="Calibri"/>
-          <w:b/>
-          <w:bCs/>
-          <w:color w:val="000000"/>
-          <w:kern w:val="0"/>
-          <w:sz w:val="28"/>
-          <w:szCs w:val="28"/>
-          <w:lang w:eastAsia="en-IN"/>
-          <w14:ligatures w14:val="none"/>
-        </w:rPr>
-        <w:t xml:space="preserve">About </w:t>
-      </w:r>
-      <w:proofErr w:type="spellStart"/>
-      <w:r>
-        <w:rPr>
-          <w:rFonts w:ascii="Calibri" w:eastAsia="Times New Roman" w:hAnsi="Calibri" w:cs="Calibri"/>
-          <w:b/>
-          <w:bCs/>
-          <w:color w:val="000000"/>
-          <w:kern w:val="0"/>
-          <w:sz w:val="28"/>
-          <w:szCs w:val="28"/>
-          <w:lang w:eastAsia="en-IN"/>
-          <w14:ligatures w14:val="none"/>
-        </w:rPr>
-        <w:t>it's</w:t>
-      </w:r>
-      <w:proofErr w:type="spellEnd"/>
-      <w:r>
-        <w:rPr>
-          <w:rFonts w:ascii="Calibri" w:eastAsia="Times New Roman" w:hAnsi="Calibri" w:cs="Calibri"/>
-          <w:b/>
-          <w:bCs/>
-          <w:color w:val="000000"/>
-          <w:kern w:val="0"/>
-          <w:sz w:val="28"/>
-          <w:szCs w:val="28"/>
-          <w:lang w:eastAsia="en-IN"/>
-          <w14:ligatures w14:val="none"/>
-        </w:rPr>
-        <w:t xml:space="preserve"> types?</w:t>
       </w:r>
     </w:p>
     <w:p>
@@ -2623,21 +3660,55 @@
           <w:bCs/>
           <w:color w:val="000000"/>
           <w:kern w:val="0"/>
+          <w:sz w:val="28"/>
+          <w:szCs w:val="28"/>
           <w:lang w:eastAsia="en-IN"/>
           <w14:ligatures w14:val="none"/>
         </w:rPr>
       </w:pPr>
-      <w:r>
+    </w:p>
+    <w:p>
+      <w:pPr>
+        <w:spacing w:after="0" w:line="240" w:lineRule="auto"/>
         <w:rPr>
           <w:rFonts w:ascii="Calibri" w:eastAsia="Times New Roman" w:hAnsi="Calibri" w:cs="Calibri"/>
           <w:b/>
           <w:bCs/>
           <w:color w:val="000000"/>
           <w:kern w:val="0"/>
+          <w:sz w:val="28"/>
+          <w:szCs w:val="28"/>
           <w:lang w:eastAsia="en-IN"/>
           <w14:ligatures w14:val="none"/>
         </w:rPr>
-        <w:t>-&gt;</w:t>
+      </w:pPr>
+      <w:r>
+        <w:rPr>
+          <w:rFonts w:ascii="Calibri" w:eastAsia="Times New Roman" w:hAnsi="Calibri" w:cs="Calibri"/>
+          <w:b/>
+          <w:bCs/>
+          <w:color w:val="000000"/>
+          <w:kern w:val="0"/>
+          <w:sz w:val="28"/>
+          <w:szCs w:val="28"/>
+          <w:lang w:eastAsia="en-IN"/>
+          <w14:ligatures w14:val="none"/>
+        </w:rPr>
+        <w:t>7.</w:t>
+      </w:r>
+      <w:r>
+        <w:rPr>
+          <w:rFonts w:ascii="Calibri" w:eastAsia="Times New Roman" w:hAnsi="Calibri" w:cs="Calibri"/>
+          <w:b/>
+          <w:bCs/>
+          <w:color w:val="000000"/>
+          <w:kern w:val="0"/>
+          <w:sz w:val="28"/>
+          <w:szCs w:val="28"/>
+          <w:lang w:eastAsia="en-IN"/>
+          <w14:ligatures w14:val="none"/>
+        </w:rPr>
+        <w:t>When we've 10 records in check table &amp; when we try to add 11th records in item table what will happen?</w:t>
       </w:r>
     </w:p>
     <w:p>
@@ -2646,15 +3717,33 @@
           <w:tab w:val="left" w:pos="1147"/>
         </w:tabs>
         <w:rPr>
-          <w:rFonts w:ascii="Calibri" w:eastAsia="Times New Roman" w:hAnsi="Calibri" w:cs="Calibri"/>
-          <w:b/>
-          <w:bCs/>
-          <w:color w:val="000000"/>
-          <w:kern w:val="0"/>
-          <w:lang w:eastAsia="en-IN"/>
-          <w14:ligatures w14:val="none"/>
-        </w:rPr>
-      </w:pPr>
+          <w:sz w:val="28"/>
+          <w:szCs w:val="28"/>
+        </w:rPr>
+      </w:pPr>
+      <w:r>
+        <w:rPr>
+          <w:sz w:val="28"/>
+          <w:szCs w:val="28"/>
+          <w:lang w:val="en-US"/>
+        </w:rPr>
+        <w:t>-&gt;</w:t>
+      </w:r>
+      <w:r>
+        <w:rPr>
+          <w:sz w:val="28"/>
+          <w:szCs w:val="28"/>
+        </w:rPr>
+        <w:t>If there are 10 records in the check table, it means there are 10 valid master values.</w:t>
+      </w:r>
+      <w:r>
+        <w:rPr>
+          <w:sz w:val="28"/>
+          <w:szCs w:val="28"/>
+        </w:rPr>
+        <w:br/>
+        <w:t>When you try to insert the 11th record into the item (foreign key) table, SAP does not restrict the number of records in the item table.</w:t>
+      </w:r>
     </w:p>
     <w:p>
       <w:pPr>
@@ -2662,182 +3751,17 @@
           <w:tab w:val="left" w:pos="1147"/>
         </w:tabs>
         <w:rPr>
-          <w:rFonts w:ascii="Calibri" w:eastAsia="Times New Roman" w:hAnsi="Calibri" w:cs="Calibri"/>
-          <w:b/>
-          <w:bCs/>
-          <w:color w:val="000000"/>
-          <w:kern w:val="0"/>
-          <w:lang w:eastAsia="en-IN"/>
-          <w14:ligatures w14:val="none"/>
-        </w:rPr>
-      </w:pPr>
-    </w:p>
-    <w:p>
-      <w:pPr>
-        <w:tabs>
-          <w:tab w:val="left" w:pos="1147"/>
-        </w:tabs>
-        <w:rPr>
-          <w:rFonts w:ascii="Calibri" w:eastAsia="Times New Roman" w:hAnsi="Calibri" w:cs="Calibri"/>
-          <w:b/>
-          <w:bCs/>
-          <w:color w:val="000000"/>
-          <w:kern w:val="0"/>
-          <w:lang w:eastAsia="en-IN"/>
-          <w14:ligatures w14:val="none"/>
-        </w:rPr>
-      </w:pPr>
-    </w:p>
-    <w:p>
-      <w:pPr>
-        <w:tabs>
-          <w:tab w:val="left" w:pos="1147"/>
-        </w:tabs>
-        <w:rPr>
-          <w:rFonts w:ascii="Calibri" w:eastAsia="Times New Roman" w:hAnsi="Calibri" w:cs="Calibri"/>
-          <w:b/>
-          <w:bCs/>
-          <w:color w:val="000000"/>
-          <w:kern w:val="0"/>
-          <w:lang w:eastAsia="en-IN"/>
-          <w14:ligatures w14:val="none"/>
-        </w:rPr>
-      </w:pPr>
-    </w:p>
-    <w:p>
-      <w:pPr>
-        <w:spacing w:after="0" w:line="240" w:lineRule="auto"/>
-        <w:rPr>
-          <w:rFonts w:ascii="Calibri" w:eastAsia="Times New Roman" w:hAnsi="Calibri" w:cs="Calibri"/>
-          <w:b/>
-          <w:bCs/>
-          <w:color w:val="000000"/>
-          <w:kern w:val="0"/>
-          <w:sz w:val="28"/>
-          <w:szCs w:val="28"/>
-          <w:lang w:eastAsia="en-IN"/>
-          <w14:ligatures w14:val="none"/>
-        </w:rPr>
-      </w:pPr>
-      <w:r>
-        <w:rPr>
-          <w:rFonts w:ascii="Calibri" w:eastAsia="Times New Roman" w:hAnsi="Calibri" w:cs="Calibri"/>
-          <w:b/>
-          <w:bCs/>
-          <w:color w:val="000000"/>
-          <w:kern w:val="0"/>
-          <w:sz w:val="28"/>
-          <w:szCs w:val="28"/>
-          <w:lang w:eastAsia="en-IN"/>
-          <w14:ligatures w14:val="none"/>
-        </w:rPr>
-        <w:lastRenderedPageBreak/>
-        <w:t>7.</w:t>
-      </w:r>
-      <w:r>
-        <w:rPr>
-          <w:rFonts w:ascii="Calibri" w:eastAsia="Times New Roman" w:hAnsi="Calibri" w:cs="Calibri"/>
-          <w:b/>
-          <w:bCs/>
-          <w:color w:val="000000"/>
-          <w:kern w:val="0"/>
-          <w:sz w:val="28"/>
-          <w:szCs w:val="28"/>
-          <w:lang w:eastAsia="en-IN"/>
-          <w14:ligatures w14:val="none"/>
-        </w:rPr>
-        <w:t>When we've 10 records in check table &amp; when we try to add 11th records in item table what will happen?</w:t>
-      </w:r>
-    </w:p>
-    <w:p>
-      <w:pPr>
-        <w:tabs>
-          <w:tab w:val="left" w:pos="1147"/>
-        </w:tabs>
-      </w:pPr>
-      <w:r>
-        <w:rPr>
-          <w:lang w:val="en-US"/>
-        </w:rPr>
-        <w:t>-&gt;</w:t>
-      </w:r>
-      <w:r>
-        <w:t xml:space="preserve">If there are </w:t>
-      </w:r>
-      <w:r>
-        <w:rPr>
-          <w:b/>
-          <w:bCs/>
-        </w:rPr>
-        <w:t>10 records in the check table</w:t>
-      </w:r>
-      <w:r>
-        <w:t xml:space="preserve">, it means there are </w:t>
-      </w:r>
-      <w:r>
-        <w:rPr>
-          <w:b/>
-          <w:bCs/>
-        </w:rPr>
-        <w:t>10 valid master values</w:t>
-      </w:r>
-      <w:r>
-        <w:t>.</w:t>
-      </w:r>
-      <w:r>
-        <w:br/>
-        <w:t xml:space="preserve">When you try to insert the </w:t>
-      </w:r>
-      <w:r>
-        <w:rPr>
-          <w:b/>
-          <w:bCs/>
-        </w:rPr>
-        <w:t>11th record into the item (foreign key) table</w:t>
-      </w:r>
-      <w:r>
-        <w:t xml:space="preserve">, </w:t>
-      </w:r>
-      <w:r>
-        <w:rPr>
-          <w:b/>
-          <w:bCs/>
-        </w:rPr>
-        <w:t>SAP does not restrict the number of records</w:t>
-      </w:r>
-      <w:r>
-        <w:t xml:space="preserve"> in the item table.</w:t>
-      </w:r>
-    </w:p>
-    <w:p>
-      <w:pPr>
-        <w:tabs>
-          <w:tab w:val="left" w:pos="1147"/>
-        </w:tabs>
-      </w:pPr>
-      <w:r>
-        <w:t xml:space="preserve">The system </w:t>
-      </w:r>
-      <w:r>
-        <w:rPr>
-          <w:b/>
-          <w:bCs/>
-        </w:rPr>
-        <w:t>only checks the foreign key field value</w:t>
-      </w:r>
-      <w:r>
-        <w:t>, not the record count.</w:t>
-      </w:r>
-    </w:p>
-    <w:p>
-      <w:pPr>
-        <w:tabs>
-          <w:tab w:val="left" w:pos="1147"/>
-        </w:tabs>
-        <w:rPr>
-          <w:lang w:val="en-US"/>
-        </w:rPr>
-      </w:pPr>
+          <w:sz w:val="28"/>
+          <w:szCs w:val="28"/>
+        </w:rPr>
+      </w:pPr>
+      <w:r>
+        <w:rPr>
+          <w:sz w:val="28"/>
+          <w:szCs w:val="28"/>
+        </w:rPr>
+        <w:t>The system only checks the foreign key field value, not the record count.</w:t>
+      </w:r>
     </w:p>
     <w:sectPr>
       <w:pgSz w:w="11906" w:h="16838"/>

--- a/Assignment 9.docx
+++ b/Assignment 9.docx
@@ -1123,33 +1123,32 @@
           <w:szCs w:val="28"/>
           <w:lang w:val="en-US"/>
         </w:rPr>
-        <w:t>Display/Maintenance Allowed and continue</w:t>
-      </w:r>
-      <w:r>
-        <w:rPr>
-          <w:sz w:val="28"/>
-          <w:szCs w:val="28"/>
-          <w:lang w:val="en-US"/>
-        </w:rPr>
-        <w:t>.</w:t>
-      </w:r>
-    </w:p>
-    <w:p>
-      <w:pPr>
-        <w:rPr>
-          <w:sz w:val="28"/>
-          <w:szCs w:val="28"/>
-          <w:lang w:val="en-US"/>
-        </w:rPr>
-      </w:pPr>
+        <w:t>Display/Maintenance Allowed a</w:t>
+      </w:r>
+      <w:r>
+        <w:rPr>
+          <w:sz w:val="28"/>
+          <w:szCs w:val="28"/>
+          <w:lang w:val="en-US"/>
+        </w:rPr>
+        <w:t>nd continue.</w:t>
+      </w:r>
       <w:r>
         <w:rPr>
           <w:noProof/>
           <w:sz w:val="28"/>
           <w:szCs w:val="28"/>
         </w:rPr>
+        <w:t xml:space="preserve"> </w:t>
+      </w:r>
+      <w:r>
+        <w:rPr>
+          <w:noProof/>
+          <w:sz w:val="28"/>
+          <w:szCs w:val="28"/>
+        </w:rPr>
         <w:drawing>
-          <wp:inline distT="0" distB="0" distL="0" distR="0" wp14:anchorId="02341EA8" wp14:editId="2488B7E6">
+          <wp:inline distT="0" distB="0" distL="0" distR="0" wp14:anchorId="77366524" wp14:editId="7CD31946">
             <wp:extent cx="5367867" cy="2939147"/>
             <wp:effectExtent l="0" t="0" r="4445" b="0"/>
             <wp:docPr id="1644583826" name="Picture 2">
@@ -1203,6 +1202,15 @@
           </wp:inline>
         </w:drawing>
       </w:r>
+    </w:p>
+    <w:p>
+      <w:pPr>
+        <w:rPr>
+          <w:sz w:val="28"/>
+          <w:szCs w:val="28"/>
+          <w:lang w:val="en-US"/>
+        </w:rPr>
+      </w:pPr>
       <w:r>
         <w:rPr>
           <w:noProof/>
@@ -1210,7 +1218,7 @@
           <w:szCs w:val="28"/>
         </w:rPr>
         <w:drawing>
-          <wp:inline distT="0" distB="0" distL="0" distR="0" wp14:anchorId="7AC39C40" wp14:editId="08A79B5C">
+          <wp:inline distT="0" distB="0" distL="0" distR="0" wp14:anchorId="7FB53F29" wp14:editId="4AF0D538">
             <wp:extent cx="5731510" cy="1826260"/>
             <wp:effectExtent l="0" t="0" r="2540" b="2540"/>
             <wp:docPr id="1743905465" name="Picture 1">
@@ -1260,162 +1268,159 @@
           <w:lang w:val="en-US"/>
         </w:rPr>
       </w:pPr>
-    </w:p>
-    <w:p>
-      <w:pPr>
-        <w:rPr>
-          <w:sz w:val="28"/>
-          <w:szCs w:val="28"/>
-          <w:lang w:val="en-US"/>
-        </w:rPr>
-      </w:pPr>
-      <w:r>
-        <w:rPr>
-          <w:sz w:val="28"/>
-          <w:szCs w:val="28"/>
-          <w:lang w:val="en-US"/>
+      <w:r>
+        <w:rPr>
+          <w:sz w:val="28"/>
+          <w:szCs w:val="28"/>
+          <w:lang w:val="en-US"/>
+        </w:rPr>
+        <w:t>-&gt;</w:t>
+      </w:r>
+      <w:r>
+        <w:rPr>
+          <w:sz w:val="28"/>
+          <w:szCs w:val="28"/>
+          <w:lang w:val="en-US"/>
+        </w:rPr>
+        <w:t>In the fields tab</w:t>
+      </w:r>
+      <w:r>
+        <w:rPr>
+          <w:sz w:val="28"/>
+          <w:szCs w:val="28"/>
+          <w:lang w:val="en-US"/>
+        </w:rPr>
+        <w:t xml:space="preserve"> define </w:t>
+      </w:r>
+      <w:proofErr w:type="spellStart"/>
+      <w:r>
+        <w:rPr>
+          <w:b/>
+          <w:bCs/>
+          <w:sz w:val="28"/>
+          <w:szCs w:val="28"/>
+          <w:lang w:val="en-US"/>
+        </w:rPr>
+        <w:t>dept_id</w:t>
+      </w:r>
+      <w:proofErr w:type="spellEnd"/>
+      <w:r>
+        <w:rPr>
+          <w:b/>
+          <w:bCs/>
+          <w:sz w:val="28"/>
+          <w:szCs w:val="28"/>
+          <w:lang w:val="en-US"/>
+        </w:rPr>
+        <w:t xml:space="preserve"> </w:t>
+      </w:r>
+      <w:r>
+        <w:rPr>
+          <w:b/>
+          <w:bCs/>
+          <w:sz w:val="28"/>
+          <w:szCs w:val="28"/>
+          <w:lang w:val="en-US"/>
+        </w:rPr>
+        <w:t>(</w:t>
+      </w:r>
+      <w:r>
+        <w:rPr>
+          <w:sz w:val="28"/>
+          <w:szCs w:val="28"/>
+          <w:lang w:val="en-US"/>
+        </w:rPr>
+        <w:t>primary key</w:t>
+      </w:r>
+      <w:r>
+        <w:rPr>
+          <w:b/>
+          <w:bCs/>
+          <w:sz w:val="28"/>
+          <w:szCs w:val="28"/>
+          <w:lang w:val="en-US"/>
+        </w:rPr>
+        <w:t>)</w:t>
+      </w:r>
+      <w:r>
+        <w:rPr>
+          <w:b/>
+          <w:bCs/>
+          <w:sz w:val="28"/>
+          <w:szCs w:val="28"/>
+          <w:lang w:val="en-US"/>
+        </w:rPr>
+        <w:t>,</w:t>
+      </w:r>
+      <w:r>
+        <w:rPr>
+          <w:b/>
+          <w:bCs/>
+          <w:sz w:val="28"/>
+          <w:szCs w:val="28"/>
+          <w:lang w:val="en-US"/>
+        </w:rPr>
+        <w:t xml:space="preserve"> </w:t>
+      </w:r>
+      <w:proofErr w:type="spellStart"/>
+      <w:r>
+        <w:rPr>
+          <w:b/>
+          <w:bCs/>
+          <w:sz w:val="28"/>
+          <w:szCs w:val="28"/>
+          <w:lang w:val="en-US"/>
+        </w:rPr>
+        <w:t>dept_name</w:t>
+      </w:r>
+      <w:proofErr w:type="spellEnd"/>
+      <w:r>
+        <w:rPr>
+          <w:b/>
+          <w:bCs/>
+          <w:sz w:val="28"/>
+          <w:szCs w:val="28"/>
+          <w:lang w:val="en-US"/>
+        </w:rPr>
+        <w:t>,</w:t>
+      </w:r>
+      <w:r>
+        <w:rPr>
+          <w:b/>
+          <w:bCs/>
+          <w:sz w:val="28"/>
+          <w:szCs w:val="28"/>
+          <w:lang w:val="en-US"/>
+        </w:rPr>
+        <w:t xml:space="preserve"> </w:t>
+      </w:r>
+      <w:proofErr w:type="spellStart"/>
+      <w:r>
+        <w:rPr>
+          <w:b/>
+          <w:bCs/>
+          <w:sz w:val="28"/>
+          <w:szCs w:val="28"/>
+          <w:lang w:val="en-US"/>
+        </w:rPr>
+        <w:t>dept_location</w:t>
+      </w:r>
+      <w:proofErr w:type="spellEnd"/>
+    </w:p>
+    <w:p>
+      <w:pPr>
+        <w:rPr>
+          <w:sz w:val="28"/>
+          <w:szCs w:val="28"/>
+        </w:rPr>
+      </w:pPr>
+      <w:r>
+        <w:rPr>
+          <w:noProof/>
+          <w:sz w:val="28"/>
+          <w:szCs w:val="28"/>
         </w:rPr>
         <w:lastRenderedPageBreak/>
-        <w:t>-&gt;</w:t>
-      </w:r>
-      <w:r>
-        <w:rPr>
-          <w:sz w:val="28"/>
-          <w:szCs w:val="28"/>
-          <w:lang w:val="en-US"/>
-        </w:rPr>
-        <w:t>In the fields tab</w:t>
-      </w:r>
-      <w:r>
-        <w:rPr>
-          <w:sz w:val="28"/>
-          <w:szCs w:val="28"/>
-          <w:lang w:val="en-US"/>
-        </w:rPr>
-        <w:t xml:space="preserve"> define </w:t>
-      </w:r>
-      <w:proofErr w:type="spellStart"/>
-      <w:r>
-        <w:rPr>
-          <w:b/>
-          <w:bCs/>
-          <w:sz w:val="28"/>
-          <w:szCs w:val="28"/>
-          <w:lang w:val="en-US"/>
-        </w:rPr>
-        <w:t>dept_</w:t>
-      </w:r>
-      <w:proofErr w:type="gramStart"/>
-      <w:r>
-        <w:rPr>
-          <w:b/>
-          <w:bCs/>
-          <w:sz w:val="28"/>
-          <w:szCs w:val="28"/>
-          <w:lang w:val="en-US"/>
-        </w:rPr>
-        <w:t>id</w:t>
-      </w:r>
-      <w:proofErr w:type="spellEnd"/>
-      <w:r>
-        <w:rPr>
-          <w:b/>
-          <w:bCs/>
-          <w:sz w:val="28"/>
-          <w:szCs w:val="28"/>
-          <w:lang w:val="en-US"/>
-        </w:rPr>
-        <w:t>(</w:t>
-      </w:r>
-      <w:proofErr w:type="gramEnd"/>
-      <w:r>
-        <w:rPr>
-          <w:sz w:val="28"/>
-          <w:szCs w:val="28"/>
-          <w:lang w:val="en-US"/>
-        </w:rPr>
-        <w:t>primary key</w:t>
-      </w:r>
-      <w:proofErr w:type="gramStart"/>
-      <w:r>
-        <w:rPr>
-          <w:b/>
-          <w:bCs/>
-          <w:sz w:val="28"/>
-          <w:szCs w:val="28"/>
-          <w:lang w:val="en-US"/>
-        </w:rPr>
-        <w:t>)</w:t>
-      </w:r>
-      <w:r>
-        <w:rPr>
-          <w:b/>
-          <w:bCs/>
-          <w:sz w:val="28"/>
-          <w:szCs w:val="28"/>
-          <w:lang w:val="en-US"/>
-        </w:rPr>
-        <w:t>,</w:t>
-      </w:r>
-      <w:proofErr w:type="spellStart"/>
-      <w:r>
-        <w:rPr>
-          <w:b/>
-          <w:bCs/>
-          <w:sz w:val="28"/>
-          <w:szCs w:val="28"/>
-          <w:lang w:val="en-US"/>
-        </w:rPr>
-        <w:t>dept</w:t>
-      </w:r>
-      <w:proofErr w:type="gramEnd"/>
-      <w:r>
-        <w:rPr>
-          <w:b/>
-          <w:bCs/>
-          <w:sz w:val="28"/>
-          <w:szCs w:val="28"/>
-          <w:lang w:val="en-US"/>
-        </w:rPr>
-        <w:t>_</w:t>
-      </w:r>
-      <w:proofErr w:type="gramStart"/>
-      <w:r>
-        <w:rPr>
-          <w:b/>
-          <w:bCs/>
-          <w:sz w:val="28"/>
-          <w:szCs w:val="28"/>
-          <w:lang w:val="en-US"/>
-        </w:rPr>
-        <w:t>name,dept</w:t>
-      </w:r>
-      <w:proofErr w:type="gramEnd"/>
-      <w:r>
-        <w:rPr>
-          <w:b/>
-          <w:bCs/>
-          <w:sz w:val="28"/>
-          <w:szCs w:val="28"/>
-          <w:lang w:val="en-US"/>
-        </w:rPr>
-        <w:t>_location</w:t>
-      </w:r>
-      <w:proofErr w:type="spellEnd"/>
-    </w:p>
-    <w:p>
-      <w:pPr>
-        <w:rPr>
-          <w:sz w:val="28"/>
-          <w:szCs w:val="28"/>
-        </w:rPr>
-      </w:pPr>
-      <w:r>
-        <w:rPr>
-          <w:noProof/>
-          <w:sz w:val="28"/>
-          <w:szCs w:val="28"/>
-        </w:rPr>
         <w:drawing>
           <wp:inline distT="0" distB="0" distL="0" distR="0" wp14:anchorId="65A60F1A" wp14:editId="455B40C0">
             <wp:extent cx="5731510" cy="1842135"/>
@@ -2084,13 +2089,34 @@
         </w:rPr>
         <w:t>ctrl+f2</w:t>
       </w:r>
+      <w:r>
+        <w:rPr>
+          <w:sz w:val="28"/>
+          <w:szCs w:val="28"/>
+        </w:rPr>
+        <w:t>),</w:t>
+      </w:r>
+      <w:r>
+        <w:rPr>
+          <w:sz w:val="28"/>
+          <w:szCs w:val="28"/>
+        </w:rPr>
+        <w:t xml:space="preserve"> </w:t>
+      </w:r>
+      <w:r>
+        <w:rPr>
+          <w:sz w:val="28"/>
+          <w:szCs w:val="28"/>
+        </w:rPr>
+        <w:t xml:space="preserve">and </w:t>
+      </w:r>
       <w:proofErr w:type="gramStart"/>
       <w:r>
         <w:rPr>
           <w:sz w:val="28"/>
           <w:szCs w:val="28"/>
         </w:rPr>
-        <w:t>),and</w:t>
+        <w:t>Activate</w:t>
       </w:r>
       <w:proofErr w:type="gramEnd"/>
       <w:r>
@@ -2098,133 +2124,115 @@
           <w:sz w:val="28"/>
           <w:szCs w:val="28"/>
         </w:rPr>
+        <w:t xml:space="preserve"> the table(</w:t>
+      </w:r>
+      <w:r>
+        <w:rPr>
+          <w:b/>
+          <w:bCs/>
+          <w:sz w:val="28"/>
+          <w:szCs w:val="28"/>
+        </w:rPr>
+        <w:t>ctrl+f3</w:t>
+      </w:r>
+      <w:r>
+        <w:rPr>
+          <w:sz w:val="28"/>
+          <w:szCs w:val="28"/>
+        </w:rPr>
+        <w:t>).</w:t>
+      </w:r>
+    </w:p>
+    <w:p>
+      <w:pPr>
+        <w:rPr>
+          <w:sz w:val="28"/>
+          <w:szCs w:val="28"/>
+          <w:lang w:val="en-US"/>
+        </w:rPr>
+      </w:pPr>
+      <w:r>
+        <w:rPr>
+          <w:sz w:val="28"/>
+          <w:szCs w:val="28"/>
+          <w:lang w:val="en-US"/>
+        </w:rPr>
+        <w:t xml:space="preserve">-&gt;Assign the foreign key </w:t>
+      </w:r>
+      <w:proofErr w:type="spellStart"/>
+      <w:r>
+        <w:rPr>
+          <w:sz w:val="28"/>
+          <w:szCs w:val="28"/>
+          <w:lang w:val="en-US"/>
+        </w:rPr>
+        <w:t>Relatioshi</w:t>
+      </w:r>
+      <w:r>
+        <w:rPr>
+          <w:sz w:val="28"/>
+          <w:szCs w:val="28"/>
+          <w:lang w:val="en-US"/>
+        </w:rPr>
+        <w:t>p</w:t>
+      </w:r>
+      <w:proofErr w:type="spellEnd"/>
+      <w:r>
+        <w:rPr>
+          <w:sz w:val="28"/>
+          <w:szCs w:val="28"/>
+          <w:lang w:val="en-US"/>
+        </w:rPr>
+        <w:t>:</w:t>
+      </w:r>
+    </w:p>
+    <w:p>
+      <w:pPr>
+        <w:rPr>
+          <w:sz w:val="28"/>
+          <w:szCs w:val="28"/>
+          <w:lang w:val="en-US"/>
+        </w:rPr>
+      </w:pPr>
+      <w:r>
+        <w:rPr>
+          <w:sz w:val="28"/>
+          <w:szCs w:val="28"/>
+          <w:lang w:val="en-US"/>
+        </w:rPr>
+        <w:t xml:space="preserve">    </w:t>
+      </w:r>
+      <w:r>
+        <w:rPr>
+          <w:sz w:val="28"/>
+          <w:szCs w:val="28"/>
+          <w:lang w:val="en-US"/>
+        </w:rPr>
+        <w:t>To assign foreign key</w:t>
+      </w:r>
+      <w:r>
+        <w:rPr>
+          <w:sz w:val="28"/>
+          <w:szCs w:val="28"/>
+          <w:lang w:val="en-US"/>
+        </w:rPr>
+        <w:t>,</w:t>
+      </w:r>
+      <w:r>
+        <w:rPr>
+          <w:sz w:val="28"/>
+          <w:szCs w:val="28"/>
+          <w:lang w:val="en-US"/>
+        </w:rPr>
         <w:t xml:space="preserve"> </w:t>
       </w:r>
-      <w:proofErr w:type="gramStart"/>
-      <w:r>
-        <w:rPr>
-          <w:sz w:val="28"/>
-          <w:szCs w:val="28"/>
-        </w:rPr>
-        <w:t>Activate</w:t>
-      </w:r>
-      <w:proofErr w:type="gramEnd"/>
-      <w:r>
-        <w:rPr>
-          <w:sz w:val="28"/>
-          <w:szCs w:val="28"/>
-        </w:rPr>
-        <w:t xml:space="preserve"> the table(</w:t>
-      </w:r>
-      <w:r>
-        <w:rPr>
-          <w:b/>
-          <w:bCs/>
-          <w:sz w:val="28"/>
-          <w:szCs w:val="28"/>
-        </w:rPr>
-        <w:t>ctrl+f3</w:t>
-      </w:r>
-      <w:r>
-        <w:rPr>
-          <w:sz w:val="28"/>
-          <w:szCs w:val="28"/>
-        </w:rPr>
-        <w:t>).</w:t>
-      </w:r>
-    </w:p>
-    <w:p>
-      <w:pPr>
-        <w:rPr>
-          <w:sz w:val="28"/>
-          <w:szCs w:val="28"/>
-          <w:lang w:val="en-US"/>
-        </w:rPr>
-      </w:pPr>
-      <w:r>
-        <w:rPr>
-          <w:sz w:val="28"/>
-          <w:szCs w:val="28"/>
-          <w:lang w:val="en-US"/>
-        </w:rPr>
-        <w:t xml:space="preserve">-&gt;Assign the foreign key </w:t>
-      </w:r>
-      <w:proofErr w:type="spellStart"/>
-      <w:r>
-        <w:rPr>
-          <w:sz w:val="28"/>
-          <w:szCs w:val="28"/>
-          <w:lang w:val="en-US"/>
-        </w:rPr>
-        <w:t>Relatioshi</w:t>
-      </w:r>
-      <w:r>
-        <w:rPr>
-          <w:sz w:val="28"/>
-          <w:szCs w:val="28"/>
-          <w:lang w:val="en-US"/>
-        </w:rPr>
-        <w:t>p</w:t>
-      </w:r>
-      <w:proofErr w:type="spellEnd"/>
-      <w:r>
-        <w:rPr>
-          <w:sz w:val="28"/>
-          <w:szCs w:val="28"/>
-          <w:lang w:val="en-US"/>
-        </w:rPr>
-        <w:t>:</w:t>
-      </w:r>
-    </w:p>
-    <w:p>
-      <w:pPr>
-        <w:rPr>
-          <w:sz w:val="28"/>
-          <w:szCs w:val="28"/>
-          <w:lang w:val="en-US"/>
-        </w:rPr>
-      </w:pPr>
-      <w:r>
-        <w:rPr>
-          <w:sz w:val="28"/>
-          <w:szCs w:val="28"/>
-          <w:lang w:val="en-US"/>
-        </w:rPr>
-        <w:t xml:space="preserve">    </w:t>
-      </w:r>
-      <w:r>
-        <w:rPr>
-          <w:sz w:val="28"/>
-          <w:szCs w:val="28"/>
-          <w:lang w:val="en-US"/>
-        </w:rPr>
-        <w:t xml:space="preserve">To assign foreign </w:t>
-      </w:r>
-      <w:proofErr w:type="gramStart"/>
-      <w:r>
-        <w:rPr>
-          <w:sz w:val="28"/>
-          <w:szCs w:val="28"/>
-          <w:lang w:val="en-US"/>
-        </w:rPr>
-        <w:t xml:space="preserve">key </w:t>
-      </w:r>
-      <w:r>
-        <w:rPr>
-          <w:sz w:val="28"/>
-          <w:szCs w:val="28"/>
-          <w:lang w:val="en-US"/>
-        </w:rPr>
-        <w:t>,select</w:t>
-      </w:r>
-      <w:proofErr w:type="gramEnd"/>
-      <w:r>
-        <w:rPr>
-          <w:sz w:val="28"/>
-          <w:szCs w:val="28"/>
-          <w:lang w:val="en-US"/>
-        </w:rPr>
-        <w:t xml:space="preserve"> the </w:t>
+      <w:r>
+        <w:rPr>
+          <w:sz w:val="28"/>
+          <w:szCs w:val="28"/>
+          <w:lang w:val="en-US"/>
+        </w:rPr>
+        <w:t xml:space="preserve">select the </w:t>
       </w:r>
       <w:r>
         <w:rPr>
@@ -2268,7 +2276,23 @@
           <w:szCs w:val="28"/>
           <w:lang w:val="en-US"/>
         </w:rPr>
-        <w:t xml:space="preserve"> and click on Foreign </w:t>
+        <w:t xml:space="preserve"> and click on</w:t>
+      </w:r>
+      <w:r>
+        <w:rPr>
+          <w:sz w:val="28"/>
+          <w:szCs w:val="28"/>
+          <w:lang w:val="en-US"/>
+        </w:rPr>
+        <w:t xml:space="preserve"> </w:t>
+      </w:r>
+      <w:r>
+        <w:rPr>
+          <w:sz w:val="28"/>
+          <w:szCs w:val="28"/>
+          <w:lang w:val="en-US"/>
+        </w:rPr>
+        <w:t xml:space="preserve">Foreign </w:t>
       </w:r>
       <w:r>
         <w:rPr>
@@ -2394,7 +2418,27 @@
           <w:szCs w:val="28"/>
           <w:lang w:val="en-US"/>
         </w:rPr>
-        <w:t>C:CN</w:t>
+        <w:t>C</w:t>
+      </w:r>
+      <w:r>
+        <w:rPr>
+          <w:b/>
+          <w:bCs/>
+          <w:sz w:val="28"/>
+          <w:szCs w:val="28"/>
+          <w:lang w:val="en-US"/>
+        </w:rPr>
+        <w:t>:</w:t>
+      </w:r>
+      <w:r>
+        <w:rPr>
+          <w:b/>
+          <w:bCs/>
+          <w:sz w:val="28"/>
+          <w:szCs w:val="28"/>
+          <w:lang w:val="en-US"/>
+        </w:rPr>
+        <w:t>CN</w:t>
       </w:r>
       <w:r>
         <w:rPr>
@@ -2823,17 +2867,7 @@
           <w:szCs w:val="28"/>
           <w:shd w:val="clear" w:color="auto" w:fill="FFFFFF"/>
         </w:rPr>
-        <w:t xml:space="preserve"> </w:t>
-      </w:r>
-      <w:r>
-        <w:rPr>
-          <w:rFonts w:ascii="Arial" w:hAnsi="Arial" w:cs="Arial"/>
-          <w:color w:val="223548"/>
-          <w:sz w:val="28"/>
-          <w:szCs w:val="28"/>
-          <w:shd w:val="clear" w:color="auto" w:fill="FFFFFF"/>
-        </w:rPr>
-        <w:t> </w:t>
+        <w:t xml:space="preserve">  </w:t>
       </w:r>
       <w:r>
         <w:rPr>
